--- a/PMP指南/PMP笔记.docx
+++ b/PMP指南/PMP笔记.docx
@@ -10394,9 +10394,6 @@
     <w:p>
       <w:pPr>
         <w:pStyle w:val="4"/>
-        <w:rPr>
-          <w:rFonts w:hint="eastAsia"/>
-        </w:rPr>
       </w:pPr>
       <w:r>
         <w:rPr>
@@ -10422,13 +10419,7 @@
         <w:rPr>
           <w:rFonts w:hint="eastAsia"/>
         </w:rPr>
-        <w:t>：</w:t>
-      </w:r>
-      <w:r>
-        <w:rPr>
-          <w:rFonts w:hint="eastAsia"/>
-        </w:rPr>
-        <w:t>工具与技术</w:t>
+        <w:t>：工具与技术</w:t>
       </w:r>
     </w:p>
     <w:p>
@@ -10445,9 +10436,6 @@
     <w:p>
       <w:pPr>
         <w:pStyle w:val="4"/>
-        <w:rPr>
-          <w:rFonts w:hint="eastAsia"/>
-        </w:rPr>
       </w:pPr>
       <w:r>
         <w:rPr>
@@ -10473,13 +10461,7 @@
         <w:rPr>
           <w:rFonts w:hint="eastAsia"/>
         </w:rPr>
-        <w:t>：</w:t>
-      </w:r>
-      <w:r>
-        <w:rPr>
-          <w:rFonts w:hint="eastAsia"/>
-        </w:rPr>
-        <w:t>输出</w:t>
+        <w:t>：输出</w:t>
       </w:r>
     </w:p>
     <w:p>
@@ -10496,9 +10478,6 @@
     <w:p>
       <w:pPr>
         <w:pStyle w:val="4"/>
-        <w:rPr>
-          <w:rFonts w:hint="eastAsia"/>
-        </w:rPr>
       </w:pPr>
       <w:r>
         <w:rPr>
@@ -10566,9 +10545,6 @@
     <w:p>
       <w:pPr>
         <w:pStyle w:val="4"/>
-        <w:rPr>
-          <w:rFonts w:hint="eastAsia"/>
-        </w:rPr>
       </w:pPr>
       <w:r>
         <w:rPr>
@@ -10585,13 +10561,7 @@
         <w:rPr>
           <w:rFonts w:hint="eastAsia"/>
         </w:rPr>
-        <w:t>确认范围：</w:t>
-      </w:r>
-      <w:r>
-        <w:rPr>
-          <w:rFonts w:hint="eastAsia"/>
-        </w:rPr>
-        <w:t>工具与技术</w:t>
+        <w:t>确认范围：工具与技术</w:t>
       </w:r>
     </w:p>
     <w:p>
@@ -10608,9 +10578,6 @@
     <w:p>
       <w:pPr>
         <w:pStyle w:val="4"/>
-        <w:rPr>
-          <w:rFonts w:hint="eastAsia"/>
-        </w:rPr>
       </w:pPr>
       <w:r>
         <w:rPr>
@@ -10627,13 +10594,7 @@
         <w:rPr>
           <w:rFonts w:hint="eastAsia"/>
         </w:rPr>
-        <w:t>确认范围：</w:t>
-      </w:r>
-      <w:r>
-        <w:rPr>
-          <w:rFonts w:hint="eastAsia"/>
-        </w:rPr>
-        <w:t>输出</w:t>
+        <w:t>确认范围：输出</w:t>
       </w:r>
     </w:p>
     <w:p>
@@ -10672,9 +10633,6 @@
     <w:p>
       <w:pPr>
         <w:pStyle w:val="4"/>
-        <w:rPr>
-          <w:rFonts w:hint="eastAsia"/>
-        </w:rPr>
       </w:pPr>
       <w:r>
         <w:rPr>
@@ -10742,9 +10700,6 @@
     <w:p>
       <w:pPr>
         <w:pStyle w:val="4"/>
-        <w:rPr>
-          <w:rFonts w:hint="eastAsia"/>
-        </w:rPr>
       </w:pPr>
       <w:r>
         <w:rPr>
@@ -10761,21 +10716,12 @@
         <w:rPr>
           <w:rFonts w:hint="eastAsia"/>
         </w:rPr>
-        <w:t>控制范围：</w:t>
-      </w:r>
-      <w:r>
-        <w:rPr>
-          <w:rFonts w:hint="eastAsia"/>
-        </w:rPr>
-        <w:t>工具与技术</w:t>
+        <w:t>控制范围：工具与技术</w:t>
       </w:r>
     </w:p>
     <w:p>
       <w:pPr>
         <w:pStyle w:val="4"/>
-        <w:rPr>
-          <w:rFonts w:hint="eastAsia"/>
-        </w:rPr>
       </w:pPr>
       <w:r>
         <w:rPr>
@@ -10792,13 +10738,7 @@
         <w:rPr>
           <w:rFonts w:hint="eastAsia"/>
         </w:rPr>
-        <w:t>控制范围：</w:t>
-      </w:r>
-      <w:r>
-        <w:rPr>
-          <w:rFonts w:hint="eastAsia"/>
-        </w:rPr>
-        <w:t>输出</w:t>
+        <w:t>控制范围：输出</w:t>
       </w:r>
     </w:p>
     <w:p>
@@ -10837,9 +10777,6 @@
     <w:p>
       <w:pPr>
         <w:pStyle w:val="4"/>
-        <w:rPr>
-          <w:rFonts w:hint="eastAsia"/>
-        </w:rPr>
       </w:pPr>
       <w:r>
         <w:rPr>
@@ -10917,9 +10854,6 @@
     <w:p>
       <w:pPr>
         <w:pStyle w:val="4"/>
-        <w:rPr>
-          <w:rFonts w:hint="eastAsia"/>
-        </w:rPr>
       </w:pPr>
       <w:r>
         <w:rPr>
@@ -10937,13 +10871,7 @@
         <w:rPr>
           <w:rFonts w:hint="eastAsia"/>
         </w:rPr>
-        <w:t>规划进度管理：</w:t>
-      </w:r>
-      <w:r>
-        <w:rPr>
-          <w:rFonts w:hint="eastAsia"/>
-        </w:rPr>
-        <w:t>工具与技术</w:t>
+        <w:t>规划进度管理：工具与技术</w:t>
       </w:r>
     </w:p>
     <w:p>
@@ -10971,9 +10899,6 @@
     <w:p>
       <w:pPr>
         <w:pStyle w:val="4"/>
-        <w:rPr>
-          <w:rFonts w:hint="eastAsia"/>
-        </w:rPr>
       </w:pPr>
       <w:r>
         <w:rPr>
@@ -10990,21 +10915,12 @@
         <w:rPr>
           <w:rFonts w:hint="eastAsia"/>
         </w:rPr>
-        <w:t>规划进度管理：</w:t>
-      </w:r>
-      <w:r>
-        <w:rPr>
-          <w:rFonts w:hint="eastAsia"/>
-        </w:rPr>
-        <w:t>输出</w:t>
+        <w:t>规划进度管理：输出</w:t>
       </w:r>
     </w:p>
     <w:p>
       <w:pPr>
         <w:pStyle w:val="4"/>
-        <w:rPr>
-          <w:rFonts w:hint="eastAsia"/>
-        </w:rPr>
       </w:pPr>
       <w:r>
         <w:rPr>
@@ -11060,9 +10976,6 @@
     <w:p>
       <w:pPr>
         <w:pStyle w:val="4"/>
-        <w:rPr>
-          <w:rFonts w:hint="eastAsia"/>
-        </w:rPr>
       </w:pPr>
       <w:r>
         <w:rPr>
@@ -11079,13 +10992,7 @@
         <w:rPr>
           <w:rFonts w:hint="eastAsia"/>
         </w:rPr>
-        <w:t>定义活动：</w:t>
-      </w:r>
-      <w:r>
-        <w:rPr>
-          <w:rFonts w:hint="eastAsia"/>
-        </w:rPr>
-        <w:t>工具与技术</w:t>
+        <w:t>定义活动：工具与技术</w:t>
       </w:r>
     </w:p>
     <w:p>
@@ -11125,9 +11032,6 @@
     <w:p>
       <w:pPr>
         <w:pStyle w:val="4"/>
-        <w:rPr>
-          <w:rFonts w:hint="eastAsia"/>
-        </w:rPr>
       </w:pPr>
       <w:r>
         <w:rPr>
@@ -11139,21 +11043,12 @@
     <w:p>
       <w:pPr>
         <w:pStyle w:val="3"/>
-        <w:rPr>
-          <w:rFonts w:hint="eastAsia"/>
-        </w:rPr>
-      </w:pPr>
-      <w:r>
-        <w:rPr>
-          <w:rFonts w:hint="eastAsia"/>
-        </w:rPr>
-        <w:t>定义活动：</w:t>
-      </w:r>
-      <w:r>
-        <w:rPr>
-          <w:rFonts w:hint="eastAsia"/>
-        </w:rPr>
-        <w:t>输出</w:t>
+      </w:pPr>
+      <w:r>
+        <w:rPr>
+          <w:rFonts w:hint="eastAsia"/>
+        </w:rPr>
+        <w:t>定义活动：输出</w:t>
       </w:r>
     </w:p>
     <w:p>
@@ -11203,9 +11098,6 @@
     <w:p>
       <w:pPr>
         <w:pStyle w:val="4"/>
-        <w:rPr>
-          <w:rFonts w:hint="eastAsia"/>
-        </w:rPr>
       </w:pPr>
       <w:r>
         <w:rPr>
@@ -11272,9 +11164,6 @@
     <w:p>
       <w:pPr>
         <w:pStyle w:val="4"/>
-        <w:rPr>
-          <w:rFonts w:hint="eastAsia"/>
-        </w:rPr>
       </w:pPr>
       <w:r>
         <w:rPr>
@@ -11291,13 +11180,7 @@
         <w:rPr>
           <w:rFonts w:hint="eastAsia"/>
         </w:rPr>
-        <w:t>排列活动顺序：</w:t>
-      </w:r>
-      <w:r>
-        <w:rPr>
-          <w:rFonts w:hint="eastAsia"/>
-        </w:rPr>
-        <w:t>工具与技术</w:t>
+        <w:t>排列活动顺序：工具与技术</w:t>
       </w:r>
     </w:p>
     <w:p>
@@ -11345,9 +11228,6 @@
     <w:p>
       <w:pPr>
         <w:pStyle w:val="4"/>
-        <w:rPr>
-          <w:rFonts w:hint="eastAsia"/>
-        </w:rPr>
       </w:pPr>
       <w:r>
         <w:rPr>
@@ -11364,13 +11244,7 @@
         <w:rPr>
           <w:rFonts w:hint="eastAsia"/>
         </w:rPr>
-        <w:t>排列活动顺序：</w:t>
-      </w:r>
-      <w:r>
-        <w:rPr>
-          <w:rFonts w:hint="eastAsia"/>
-        </w:rPr>
-        <w:t>输出</w:t>
+        <w:t>排列活动顺序：输出</w:t>
       </w:r>
     </w:p>
     <w:p>
@@ -11387,9 +11261,6 @@
     <w:p>
       <w:pPr>
         <w:pStyle w:val="4"/>
-        <w:rPr>
-          <w:rFonts w:hint="eastAsia"/>
-        </w:rPr>
       </w:pPr>
       <w:r>
         <w:rPr>
@@ -11456,9 +11327,6 @@
     <w:p>
       <w:pPr>
         <w:pStyle w:val="4"/>
-        <w:rPr>
-          <w:rFonts w:hint="eastAsia"/>
-        </w:rPr>
       </w:pPr>
       <w:r>
         <w:rPr>
@@ -11475,13 +11343,7 @@
         <w:rPr>
           <w:rFonts w:hint="eastAsia"/>
         </w:rPr>
-        <w:t>估算活动持续时间：</w:t>
-      </w:r>
-      <w:r>
-        <w:rPr>
-          <w:rFonts w:hint="eastAsia"/>
-        </w:rPr>
-        <w:t>工具与技术</w:t>
+        <w:t>估算活动持续时间：工具与技术</w:t>
       </w:r>
     </w:p>
     <w:p>
@@ -11565,9 +11427,6 @@
     <w:p>
       <w:pPr>
         <w:pStyle w:val="4"/>
-        <w:rPr>
-          <w:rFonts w:hint="eastAsia"/>
-        </w:rPr>
       </w:pPr>
       <w:r>
         <w:rPr>
@@ -11584,13 +11443,7 @@
         <w:rPr>
           <w:rFonts w:hint="eastAsia"/>
         </w:rPr>
-        <w:t>估算活动持续时间：</w:t>
-      </w:r>
-      <w:r>
-        <w:rPr>
-          <w:rFonts w:hint="eastAsia"/>
-        </w:rPr>
-        <w:t>输出</w:t>
+        <w:t>估算活动持续时间：输出</w:t>
       </w:r>
     </w:p>
     <w:p>
@@ -11618,9 +11471,6 @@
     <w:p>
       <w:pPr>
         <w:pStyle w:val="4"/>
-        <w:rPr>
-          <w:rFonts w:hint="eastAsia"/>
-        </w:rPr>
       </w:pPr>
       <w:r>
         <w:rPr>
@@ -11694,11 +11544,6 @@
       </w:r>
     </w:p>
     <w:p>
-      <w:pPr>
-        <w:rPr>
-          <w:rFonts w:hint="eastAsia"/>
-        </w:rPr>
-      </w:pPr>
       <w:r>
         <w:rPr>
           <w:rFonts w:hint="eastAsia"/>
@@ -11715,13 +11560,7 @@
           <w:rFonts w:hint="eastAsia"/>
         </w:rPr>
         <w:lastRenderedPageBreak/>
-        <w:t>制定进度计划：</w:t>
-      </w:r>
-      <w:r>
-        <w:rPr>
-          <w:rFonts w:hint="eastAsia"/>
-        </w:rPr>
-        <w:t>工具与技术</w:t>
+        <w:t>制定进度计划：工具与技术</w:t>
       </w:r>
     </w:p>
     <w:p>
@@ -11804,9 +11643,6 @@
     <w:p>
       <w:pPr>
         <w:pStyle w:val="4"/>
-        <w:rPr>
-          <w:rFonts w:hint="eastAsia"/>
-        </w:rPr>
       </w:pPr>
       <w:r>
         <w:rPr>
@@ -11823,13 +11659,7 @@
         <w:rPr>
           <w:rFonts w:hint="eastAsia"/>
         </w:rPr>
-        <w:t>制定进度计划：</w:t>
-      </w:r>
-      <w:r>
-        <w:rPr>
-          <w:rFonts w:hint="eastAsia"/>
-        </w:rPr>
-        <w:t>输出</w:t>
+        <w:t>制定进度计划：输出</w:t>
       </w:r>
     </w:p>
     <w:p>
@@ -11902,9 +11732,6 @@
     <w:p>
       <w:pPr>
         <w:pStyle w:val="4"/>
-        <w:rPr>
-          <w:rFonts w:hint="eastAsia"/>
-        </w:rPr>
       </w:pPr>
       <w:r>
         <w:rPr>
@@ -11971,9 +11798,6 @@
     <w:p>
       <w:pPr>
         <w:pStyle w:val="4"/>
-        <w:rPr>
-          <w:rFonts w:hint="eastAsia"/>
-        </w:rPr>
       </w:pPr>
       <w:r>
         <w:rPr>
@@ -11990,13 +11814,7 @@
         <w:rPr>
           <w:rFonts w:hint="eastAsia"/>
         </w:rPr>
-        <w:t>控制进度：</w:t>
-      </w:r>
-      <w:r>
-        <w:rPr>
-          <w:rFonts w:hint="eastAsia"/>
-        </w:rPr>
-        <w:t>工具与技术</w:t>
+        <w:t>控制进度：工具与技术</w:t>
       </w:r>
     </w:p>
     <w:p>
@@ -12057,9 +11875,6 @@
     <w:p>
       <w:pPr>
         <w:pStyle w:val="4"/>
-        <w:rPr>
-          <w:rFonts w:hint="eastAsia"/>
-        </w:rPr>
       </w:pPr>
       <w:r>
         <w:rPr>
@@ -12077,13 +11892,7 @@
           <w:rFonts w:hint="eastAsia"/>
         </w:rPr>
         <w:lastRenderedPageBreak/>
-        <w:t>控制进度：</w:t>
-      </w:r>
-      <w:r>
-        <w:rPr>
-          <w:rFonts w:hint="eastAsia"/>
-        </w:rPr>
-        <w:t>输出</w:t>
+        <w:t>控制进度：输出</w:t>
       </w:r>
     </w:p>
     <w:p>
@@ -12133,9 +11942,6 @@
     <w:p>
       <w:pPr>
         <w:pStyle w:val="4"/>
-        <w:rPr>
-          <w:rFonts w:hint="eastAsia"/>
-        </w:rPr>
       </w:pPr>
       <w:r>
         <w:rPr>
@@ -12181,7 +11987,6 @@
       <w:pPr>
         <w:pStyle w:val="4"/>
       </w:pPr>
-      <w:bookmarkStart w:id="78" w:name="_GoBack"/>
       <w:r>
         <w:rPr>
           <w:rFonts w:hint="eastAsia"/>
@@ -12214,9 +12019,6 @@
     <w:p>
       <w:pPr>
         <w:pStyle w:val="4"/>
-        <w:rPr>
-          <w:rFonts w:hint="eastAsia"/>
-        </w:rPr>
       </w:pPr>
       <w:r>
         <w:rPr>
@@ -12225,7 +12027,6 @@
         <w:t>组织过程资产</w:t>
       </w:r>
     </w:p>
-    <w:bookmarkEnd w:id="78"/>
     <w:p>
       <w:pPr>
         <w:pStyle w:val="3"/>
@@ -12234,13 +12035,7 @@
         <w:rPr>
           <w:rFonts w:hint="eastAsia"/>
         </w:rPr>
-        <w:t>规划成本管理：</w:t>
-      </w:r>
-      <w:r>
-        <w:rPr>
-          <w:rFonts w:hint="eastAsia"/>
-        </w:rPr>
-        <w:t>工具与技术</w:t>
+        <w:t>规划成本管理：工具与技术</w:t>
       </w:r>
     </w:p>
     <w:p>
@@ -12269,9 +12064,6 @@
     <w:p>
       <w:pPr>
         <w:pStyle w:val="4"/>
-        <w:rPr>
-          <w:rFonts w:hint="eastAsia"/>
-        </w:rPr>
       </w:pPr>
       <w:r>
         <w:rPr>
@@ -12288,21 +12080,12 @@
         <w:rPr>
           <w:rFonts w:hint="eastAsia"/>
         </w:rPr>
-        <w:t>规划成本管理：</w:t>
-      </w:r>
-      <w:r>
-        <w:rPr>
-          <w:rFonts w:hint="eastAsia"/>
-        </w:rPr>
-        <w:t>输出</w:t>
+        <w:t>规划成本管理：输出</w:t>
       </w:r>
     </w:p>
     <w:p>
       <w:pPr>
         <w:pStyle w:val="4"/>
-        <w:rPr>
-          <w:rFonts w:hint="eastAsia"/>
-        </w:rPr>
       </w:pPr>
       <w:r>
         <w:rPr>
@@ -12369,9 +12152,6 @@
     <w:p>
       <w:pPr>
         <w:pStyle w:val="4"/>
-        <w:rPr>
-          <w:rFonts w:hint="eastAsia"/>
-        </w:rPr>
       </w:pPr>
       <w:r>
         <w:rPr>
@@ -12388,13 +12168,7 @@
         <w:rPr>
           <w:rFonts w:hint="eastAsia"/>
         </w:rPr>
-        <w:t>估算成本：</w:t>
-      </w:r>
-      <w:r>
-        <w:rPr>
-          <w:rFonts w:hint="eastAsia"/>
-        </w:rPr>
-        <w:t>工具与技术</w:t>
+        <w:t>估算成本：工具与技术</w:t>
       </w:r>
     </w:p>
     <w:p>
@@ -12478,9 +12252,6 @@
     <w:p>
       <w:pPr>
         <w:pStyle w:val="4"/>
-        <w:rPr>
-          <w:rFonts w:hint="eastAsia"/>
-        </w:rPr>
       </w:pPr>
       <w:r>
         <w:rPr>
@@ -12497,13 +12268,7 @@
         <w:rPr>
           <w:rFonts w:hint="eastAsia"/>
         </w:rPr>
-        <w:t>估算成本：</w:t>
-      </w:r>
-      <w:r>
-        <w:rPr>
-          <w:rFonts w:hint="eastAsia"/>
-        </w:rPr>
-        <w:t>输出</w:t>
+        <w:t>估算成本：输出</w:t>
       </w:r>
     </w:p>
     <w:p>
@@ -12531,9 +12296,6 @@
     <w:p>
       <w:pPr>
         <w:pStyle w:val="4"/>
-        <w:rPr>
-          <w:rFonts w:hint="eastAsia"/>
-        </w:rPr>
       </w:pPr>
       <w:r>
         <w:rPr>
@@ -12622,9 +12384,6 @@
     <w:p>
       <w:pPr>
         <w:pStyle w:val="4"/>
-        <w:rPr>
-          <w:rFonts w:hint="eastAsia"/>
-        </w:rPr>
       </w:pPr>
       <w:r>
         <w:rPr>
@@ -12642,13 +12401,7 @@
         <w:rPr>
           <w:rFonts w:hint="eastAsia"/>
         </w:rPr>
-        <w:t>制定预算：</w:t>
-      </w:r>
-      <w:r>
-        <w:rPr>
-          <w:rFonts w:hint="eastAsia"/>
-        </w:rPr>
-        <w:t>工具与技术</w:t>
+        <w:t>制定预算：工具与技术</w:t>
       </w:r>
     </w:p>
     <w:p>
@@ -12709,9 +12462,6 @@
     <w:p>
       <w:pPr>
         <w:pStyle w:val="4"/>
-        <w:rPr>
-          <w:rFonts w:hint="eastAsia"/>
-        </w:rPr>
       </w:pPr>
       <w:r>
         <w:rPr>
@@ -12728,13 +12478,7 @@
         <w:rPr>
           <w:rFonts w:hint="eastAsia"/>
         </w:rPr>
-        <w:t>制定预算：</w:t>
-      </w:r>
-      <w:r>
-        <w:rPr>
-          <w:rFonts w:hint="eastAsia"/>
-        </w:rPr>
-        <w:t>输出</w:t>
+        <w:t>制定预算：输出</w:t>
       </w:r>
     </w:p>
     <w:p>
@@ -12762,9 +12506,6 @@
     <w:p>
       <w:pPr>
         <w:pStyle w:val="4"/>
-        <w:rPr>
-          <w:rFonts w:hint="eastAsia"/>
-        </w:rPr>
       </w:pPr>
       <w:r>
         <w:rPr>
@@ -12792,8 +12533,30 @@
         <w:rPr>
           <w:rFonts w:hint="eastAsia"/>
         </w:rPr>
+        <w:t>控制成本：输入</w:t>
+      </w:r>
+    </w:p>
+    <w:p>
+      <w:pPr>
+        <w:pStyle w:val="4"/>
+      </w:pPr>
+      <w:r>
+        <w:rPr>
+          <w:rFonts w:hint="eastAsia"/>
+        </w:rPr>
+        <w:t>项目管理计划</w:t>
+      </w:r>
+    </w:p>
+    <w:p>
+      <w:pPr>
+        <w:pStyle w:val="4"/>
+      </w:pPr>
+      <w:r>
+        <w:rPr>
+          <w:rFonts w:hint="eastAsia"/>
+        </w:rPr>
         <w:lastRenderedPageBreak/>
-        <w:t>控制成本：输入</w:t>
+        <w:t>项目文件</w:t>
       </w:r>
     </w:p>
     <w:p>
@@ -12804,6 +12567,205 @@
         <w:rPr>
           <w:rFonts w:hint="eastAsia"/>
         </w:rPr>
+        <w:t>项目资金需求</w:t>
+      </w:r>
+    </w:p>
+    <w:p>
+      <w:pPr>
+        <w:pStyle w:val="4"/>
+      </w:pPr>
+      <w:r>
+        <w:rPr>
+          <w:rFonts w:hint="eastAsia"/>
+        </w:rPr>
+        <w:t>工作绩效数据</w:t>
+      </w:r>
+    </w:p>
+    <w:p>
+      <w:pPr>
+        <w:pStyle w:val="4"/>
+      </w:pPr>
+      <w:r>
+        <w:rPr>
+          <w:rFonts w:hint="eastAsia"/>
+        </w:rPr>
+        <w:t>组织过程资产</w:t>
+      </w:r>
+    </w:p>
+    <w:p>
+      <w:pPr>
+        <w:pStyle w:val="3"/>
+      </w:pPr>
+      <w:r>
+        <w:rPr>
+          <w:rFonts w:hint="eastAsia"/>
+        </w:rPr>
+        <w:t>控制成本：工具与技术</w:t>
+      </w:r>
+    </w:p>
+    <w:p>
+      <w:pPr>
+        <w:pStyle w:val="4"/>
+      </w:pPr>
+      <w:r>
+        <w:rPr>
+          <w:rFonts w:hint="eastAsia"/>
+        </w:rPr>
+        <w:t>专家判断</w:t>
+      </w:r>
+    </w:p>
+    <w:p>
+      <w:pPr>
+        <w:pStyle w:val="4"/>
+      </w:pPr>
+      <w:r>
+        <w:rPr>
+          <w:rFonts w:hint="eastAsia"/>
+        </w:rPr>
+        <w:t>数据分析</w:t>
+      </w:r>
+    </w:p>
+    <w:p>
+      <w:pPr>
+        <w:pStyle w:val="4"/>
+      </w:pPr>
+      <w:r>
+        <w:rPr>
+          <w:rFonts w:hint="eastAsia"/>
+        </w:rPr>
+        <w:t>完工尚需绩效指数</w:t>
+      </w:r>
+    </w:p>
+    <w:p>
+      <w:pPr>
+        <w:pStyle w:val="4"/>
+      </w:pPr>
+      <w:r>
+        <w:rPr>
+          <w:rFonts w:hint="eastAsia"/>
+        </w:rPr>
+        <w:t>项目管理信息系统</w:t>
+      </w:r>
+    </w:p>
+    <w:p>
+      <w:pPr>
+        <w:pStyle w:val="3"/>
+      </w:pPr>
+      <w:r>
+        <w:rPr>
+          <w:rFonts w:hint="eastAsia"/>
+        </w:rPr>
+        <w:t>控制成本：输出</w:t>
+      </w:r>
+    </w:p>
+    <w:p>
+      <w:pPr>
+        <w:pStyle w:val="4"/>
+      </w:pPr>
+      <w:r>
+        <w:rPr>
+          <w:rFonts w:hint="eastAsia"/>
+        </w:rPr>
+        <w:t>工作绩效信息</w:t>
+      </w:r>
+    </w:p>
+    <w:p>
+      <w:pPr>
+        <w:pStyle w:val="4"/>
+      </w:pPr>
+      <w:r>
+        <w:rPr>
+          <w:rFonts w:hint="eastAsia"/>
+        </w:rPr>
+        <w:t>成本预测</w:t>
+      </w:r>
+    </w:p>
+    <w:p>
+      <w:pPr>
+        <w:pStyle w:val="4"/>
+      </w:pPr>
+      <w:r>
+        <w:rPr>
+          <w:rFonts w:hint="eastAsia"/>
+        </w:rPr>
+        <w:t>变更请求</w:t>
+      </w:r>
+    </w:p>
+    <w:p>
+      <w:pPr>
+        <w:pStyle w:val="4"/>
+      </w:pPr>
+      <w:r>
+        <w:rPr>
+          <w:rFonts w:hint="eastAsia"/>
+        </w:rPr>
+        <w:t>项目管理计划更新</w:t>
+      </w:r>
+    </w:p>
+    <w:p>
+      <w:pPr>
+        <w:pStyle w:val="4"/>
+      </w:pPr>
+      <w:r>
+        <w:rPr>
+          <w:rFonts w:hint="eastAsia"/>
+        </w:rPr>
+        <w:t>项目文件更新</w:t>
+      </w:r>
+    </w:p>
+    <w:p>
+      <w:pPr>
+        <w:pStyle w:val="1"/>
+      </w:pPr>
+      <w:r>
+        <w:rPr>
+          <w:rFonts w:hint="eastAsia"/>
+        </w:rPr>
+        <w:lastRenderedPageBreak/>
+        <w:t>项目质量管理</w:t>
+      </w:r>
+    </w:p>
+    <w:p>
+      <w:pPr>
+        <w:pStyle w:val="2"/>
+      </w:pPr>
+      <w:r>
+        <w:rPr>
+          <w:rFonts w:hint="eastAsia"/>
+        </w:rPr>
+        <w:t>规划质量管理</w:t>
+      </w:r>
+    </w:p>
+    <w:p>
+      <w:pPr>
+        <w:pStyle w:val="3"/>
+      </w:pPr>
+      <w:r>
+        <w:rPr>
+          <w:rFonts w:hint="eastAsia"/>
+        </w:rPr>
+        <w:t>规划质量管理：输入</w:t>
+      </w:r>
+    </w:p>
+    <w:p>
+      <w:pPr>
+        <w:pStyle w:val="4"/>
+      </w:pPr>
+      <w:r>
+        <w:rPr>
+          <w:rFonts w:hint="eastAsia"/>
+        </w:rPr>
+        <w:t>项目章程</w:t>
+      </w:r>
+    </w:p>
+    <w:p>
+      <w:pPr>
+        <w:pStyle w:val="4"/>
+      </w:pPr>
+      <w:r>
+        <w:rPr>
+          <w:rFonts w:hint="eastAsia"/>
+        </w:rPr>
         <w:t>项目管理计划</w:t>
       </w:r>
     </w:p>
@@ -12826,7 +12788,7 @@
         <w:rPr>
           <w:rFonts w:hint="eastAsia"/>
         </w:rPr>
-        <w:t>项目资金需求</w:t>
+        <w:t>事业环境因素</w:t>
       </w:r>
     </w:p>
     <w:p>
@@ -12837,15 +12799,200 @@
         <w:rPr>
           <w:rFonts w:hint="eastAsia"/>
         </w:rPr>
-        <w:t>工作绩效数据</w:t>
+        <w:t>组织过程资产</w:t>
+      </w:r>
+    </w:p>
+    <w:p>
+      <w:pPr>
+        <w:pStyle w:val="3"/>
+      </w:pPr>
+      <w:r>
+        <w:rPr>
+          <w:rFonts w:hint="eastAsia"/>
+        </w:rPr>
+        <w:t>规划质量管理：工具与技术</w:t>
       </w:r>
     </w:p>
     <w:p>
       <w:pPr>
         <w:pStyle w:val="4"/>
-        <w:rPr>
-          <w:rFonts w:hint="eastAsia"/>
-        </w:rPr>
+      </w:pPr>
+      <w:r>
+        <w:rPr>
+          <w:rFonts w:hint="eastAsia"/>
+        </w:rPr>
+        <w:t>专家判断</w:t>
+      </w:r>
+    </w:p>
+    <w:p>
+      <w:pPr>
+        <w:pStyle w:val="4"/>
+      </w:pPr>
+      <w:r>
+        <w:rPr>
+          <w:rFonts w:hint="eastAsia"/>
+        </w:rPr>
+        <w:t>数据收集</w:t>
+      </w:r>
+    </w:p>
+    <w:p>
+      <w:pPr>
+        <w:pStyle w:val="4"/>
+      </w:pPr>
+      <w:r>
+        <w:rPr>
+          <w:rFonts w:hint="eastAsia"/>
+        </w:rPr>
+        <w:t>数据分析</w:t>
+      </w:r>
+    </w:p>
+    <w:p>
+      <w:pPr>
+        <w:pStyle w:val="4"/>
+      </w:pPr>
+      <w:r>
+        <w:rPr>
+          <w:rFonts w:hint="eastAsia"/>
+        </w:rPr>
+        <w:t>决策</w:t>
+      </w:r>
+    </w:p>
+    <w:p>
+      <w:pPr>
+        <w:pStyle w:val="4"/>
+      </w:pPr>
+      <w:r>
+        <w:rPr>
+          <w:rFonts w:hint="eastAsia"/>
+        </w:rPr>
+        <w:t>数据表现</w:t>
+      </w:r>
+    </w:p>
+    <w:p>
+      <w:pPr>
+        <w:pStyle w:val="4"/>
+      </w:pPr>
+      <w:r>
+        <w:rPr>
+          <w:rFonts w:hint="eastAsia"/>
+        </w:rPr>
+        <w:t>测试与检查的规划</w:t>
+      </w:r>
+    </w:p>
+    <w:p>
+      <w:pPr>
+        <w:pStyle w:val="4"/>
+      </w:pPr>
+      <w:r>
+        <w:rPr>
+          <w:rFonts w:hint="eastAsia"/>
+        </w:rPr>
+        <w:lastRenderedPageBreak/>
+        <w:t>会议</w:t>
+      </w:r>
+    </w:p>
+    <w:p>
+      <w:pPr>
+        <w:pStyle w:val="3"/>
+      </w:pPr>
+      <w:r>
+        <w:rPr>
+          <w:rFonts w:hint="eastAsia"/>
+        </w:rPr>
+        <w:t>规划质量管理：输出</w:t>
+      </w:r>
+    </w:p>
+    <w:p>
+      <w:pPr>
+        <w:pStyle w:val="4"/>
+      </w:pPr>
+      <w:r>
+        <w:rPr>
+          <w:rFonts w:hint="eastAsia"/>
+        </w:rPr>
+        <w:t>质量管理计划</w:t>
+      </w:r>
+    </w:p>
+    <w:p>
+      <w:pPr>
+        <w:pStyle w:val="4"/>
+      </w:pPr>
+      <w:r>
+        <w:rPr>
+          <w:rFonts w:hint="eastAsia"/>
+        </w:rPr>
+        <w:t>质量测量指标</w:t>
+      </w:r>
+    </w:p>
+    <w:p>
+      <w:pPr>
+        <w:pStyle w:val="4"/>
+      </w:pPr>
+      <w:r>
+        <w:rPr>
+          <w:rFonts w:hint="eastAsia"/>
+        </w:rPr>
+        <w:t>项目管理计划更新</w:t>
+      </w:r>
+    </w:p>
+    <w:p>
+      <w:pPr>
+        <w:pStyle w:val="4"/>
+      </w:pPr>
+      <w:r>
+        <w:rPr>
+          <w:rFonts w:hint="eastAsia"/>
+        </w:rPr>
+        <w:t>项目文件更新</w:t>
+      </w:r>
+    </w:p>
+    <w:p>
+      <w:pPr>
+        <w:pStyle w:val="2"/>
+      </w:pPr>
+      <w:r>
+        <w:rPr>
+          <w:rFonts w:hint="eastAsia"/>
+        </w:rPr>
+        <w:t>管理质量</w:t>
+      </w:r>
+    </w:p>
+    <w:p>
+      <w:pPr>
+        <w:pStyle w:val="3"/>
+      </w:pPr>
+      <w:r>
+        <w:rPr>
+          <w:rFonts w:hint="eastAsia"/>
+        </w:rPr>
+        <w:t>管理质量：输入</w:t>
+      </w:r>
+    </w:p>
+    <w:p>
+      <w:pPr>
+        <w:pStyle w:val="4"/>
+      </w:pPr>
+      <w:r>
+        <w:rPr>
+          <w:rFonts w:hint="eastAsia"/>
+        </w:rPr>
+        <w:t>项目管理计划</w:t>
+      </w:r>
+    </w:p>
+    <w:p>
+      <w:pPr>
+        <w:pStyle w:val="4"/>
+      </w:pPr>
+      <w:r>
+        <w:rPr>
+          <w:rFonts w:hint="eastAsia"/>
+        </w:rPr>
+        <w:t>项目文件</w:t>
+      </w:r>
+    </w:p>
+    <w:p>
+      <w:pPr>
+        <w:pStyle w:val="4"/>
       </w:pPr>
       <w:r>
         <w:rPr>
@@ -12862,255 +13009,7 @@
         <w:rPr>
           <w:rFonts w:hint="eastAsia"/>
         </w:rPr>
-        <w:t>控制成本：</w:t>
-      </w:r>
-      <w:r>
-        <w:rPr>
-          <w:rFonts w:hint="eastAsia"/>
-        </w:rPr>
-        <w:t>工具与技术</w:t>
-      </w:r>
-    </w:p>
-    <w:p>
-      <w:pPr>
-        <w:pStyle w:val="4"/>
-      </w:pPr>
-      <w:r>
-        <w:rPr>
-          <w:rFonts w:hint="eastAsia"/>
-        </w:rPr>
-        <w:t>专家判断</w:t>
-      </w:r>
-    </w:p>
-    <w:p>
-      <w:pPr>
-        <w:pStyle w:val="4"/>
-      </w:pPr>
-      <w:r>
-        <w:rPr>
-          <w:rFonts w:hint="eastAsia"/>
-        </w:rPr>
-        <w:t>数据分析</w:t>
-      </w:r>
-    </w:p>
-    <w:p>
-      <w:pPr>
-        <w:pStyle w:val="4"/>
-      </w:pPr>
-      <w:r>
-        <w:rPr>
-          <w:rFonts w:hint="eastAsia"/>
-        </w:rPr>
-        <w:t>完工尚需绩效指数</w:t>
-      </w:r>
-    </w:p>
-    <w:p>
-      <w:pPr>
-        <w:pStyle w:val="4"/>
-        <w:rPr>
-          <w:rFonts w:hint="eastAsia"/>
-        </w:rPr>
-      </w:pPr>
-      <w:r>
-        <w:rPr>
-          <w:rFonts w:hint="eastAsia"/>
-        </w:rPr>
-        <w:t>项目管理信息系统</w:t>
-      </w:r>
-    </w:p>
-    <w:p>
-      <w:pPr>
-        <w:pStyle w:val="3"/>
-      </w:pPr>
-      <w:r>
-        <w:rPr>
-          <w:rFonts w:hint="eastAsia"/>
-        </w:rPr>
-        <w:t>控制成本：</w:t>
-      </w:r>
-      <w:r>
-        <w:rPr>
-          <w:rFonts w:hint="eastAsia"/>
-        </w:rPr>
-        <w:t>输出</w:t>
-      </w:r>
-    </w:p>
-    <w:p>
-      <w:pPr>
-        <w:pStyle w:val="4"/>
-      </w:pPr>
-      <w:r>
-        <w:rPr>
-          <w:rFonts w:hint="eastAsia"/>
-        </w:rPr>
-        <w:t>工作绩效信息</w:t>
-      </w:r>
-    </w:p>
-    <w:p>
-      <w:pPr>
-        <w:pStyle w:val="4"/>
-      </w:pPr>
-      <w:r>
-        <w:rPr>
-          <w:rFonts w:hint="eastAsia"/>
-        </w:rPr>
-        <w:t>成本预测</w:t>
-      </w:r>
-    </w:p>
-    <w:p>
-      <w:pPr>
-        <w:pStyle w:val="4"/>
-      </w:pPr>
-      <w:r>
-        <w:rPr>
-          <w:rFonts w:hint="eastAsia"/>
-        </w:rPr>
-        <w:t>变更请求</w:t>
-      </w:r>
-    </w:p>
-    <w:p>
-      <w:pPr>
-        <w:pStyle w:val="4"/>
-      </w:pPr>
-      <w:r>
-        <w:rPr>
-          <w:rFonts w:hint="eastAsia"/>
-        </w:rPr>
-        <w:lastRenderedPageBreak/>
-        <w:t>项目管理计划更新</w:t>
-      </w:r>
-    </w:p>
-    <w:p>
-      <w:pPr>
-        <w:pStyle w:val="4"/>
-        <w:rPr>
-          <w:rFonts w:hint="eastAsia"/>
-        </w:rPr>
-      </w:pPr>
-      <w:r>
-        <w:rPr>
-          <w:rFonts w:hint="eastAsia"/>
-        </w:rPr>
-        <w:t>项目文件更新</w:t>
-      </w:r>
-    </w:p>
-    <w:p>
-      <w:pPr>
-        <w:pStyle w:val="1"/>
-      </w:pPr>
-      <w:r>
-        <w:rPr>
-          <w:rFonts w:hint="eastAsia"/>
-        </w:rPr>
-        <w:t>项目质量管理</w:t>
-      </w:r>
-    </w:p>
-    <w:p>
-      <w:pPr>
-        <w:pStyle w:val="2"/>
-      </w:pPr>
-      <w:r>
-        <w:rPr>
-          <w:rFonts w:hint="eastAsia"/>
-        </w:rPr>
-        <w:t>规划质量管理</w:t>
-      </w:r>
-    </w:p>
-    <w:p>
-      <w:pPr>
-        <w:pStyle w:val="3"/>
-      </w:pPr>
-      <w:r>
-        <w:rPr>
-          <w:rFonts w:hint="eastAsia"/>
-        </w:rPr>
-        <w:t>规划质量管理：输入</w:t>
-      </w:r>
-    </w:p>
-    <w:p>
-      <w:pPr>
-        <w:pStyle w:val="4"/>
-      </w:pPr>
-      <w:r>
-        <w:rPr>
-          <w:rFonts w:hint="eastAsia"/>
-        </w:rPr>
-        <w:t>项目章程</w:t>
-      </w:r>
-    </w:p>
-    <w:p>
-      <w:pPr>
-        <w:pStyle w:val="4"/>
-      </w:pPr>
-      <w:r>
-        <w:rPr>
-          <w:rFonts w:hint="eastAsia"/>
-        </w:rPr>
-        <w:t>项目管理计划</w:t>
-      </w:r>
-    </w:p>
-    <w:p>
-      <w:pPr>
-        <w:pStyle w:val="4"/>
-      </w:pPr>
-      <w:r>
-        <w:rPr>
-          <w:rFonts w:hint="eastAsia"/>
-        </w:rPr>
-        <w:t>项目文件</w:t>
-      </w:r>
-    </w:p>
-    <w:p>
-      <w:pPr>
-        <w:pStyle w:val="4"/>
-      </w:pPr>
-      <w:r>
-        <w:rPr>
-          <w:rFonts w:hint="eastAsia"/>
-        </w:rPr>
-        <w:t>事业环境因素</w:t>
-      </w:r>
-    </w:p>
-    <w:p>
-      <w:pPr>
-        <w:pStyle w:val="4"/>
-        <w:rPr>
-          <w:rFonts w:hint="eastAsia"/>
-        </w:rPr>
-      </w:pPr>
-      <w:r>
-        <w:rPr>
-          <w:rFonts w:hint="eastAsia"/>
-        </w:rPr>
-        <w:t>组织过程资产</w:t>
-      </w:r>
-    </w:p>
-    <w:p>
-      <w:pPr>
-        <w:pStyle w:val="3"/>
-      </w:pPr>
-      <w:r>
-        <w:rPr>
-          <w:rFonts w:hint="eastAsia"/>
-        </w:rPr>
-        <w:t>规划质量管理：</w:t>
-      </w:r>
-      <w:r>
-        <w:rPr>
-          <w:rFonts w:hint="eastAsia"/>
-        </w:rPr>
-        <w:t>工具与技术</w:t>
-      </w:r>
-    </w:p>
-    <w:p>
-      <w:pPr>
-        <w:pStyle w:val="4"/>
-      </w:pPr>
-      <w:r>
-        <w:rPr>
-          <w:rFonts w:hint="eastAsia"/>
-        </w:rPr>
-        <w:t>专家判断</w:t>
+        <w:t>管理质量：工具与技术</w:t>
       </w:r>
     </w:p>
     <w:p>
@@ -13166,15 +13065,301 @@
         <w:rPr>
           <w:rFonts w:hint="eastAsia"/>
         </w:rPr>
-        <w:t>测试与检查的规划</w:t>
+        <w:t>审计</w:t>
       </w:r>
     </w:p>
     <w:p>
       <w:pPr>
         <w:pStyle w:val="4"/>
-        <w:rPr>
-          <w:rFonts w:hint="eastAsia"/>
-        </w:rPr>
+      </w:pPr>
+      <w:r>
+        <w:rPr>
+          <w:rFonts w:hint="eastAsia"/>
+        </w:rPr>
+        <w:t>面试</w:t>
+      </w:r>
+      <w:r>
+        <w:rPr>
+          <w:rFonts w:hint="eastAsia"/>
+        </w:rPr>
+        <w:t>X</w:t>
+      </w:r>
+      <w:r>
+        <w:rPr>
+          <w:rFonts w:hint="eastAsia"/>
+        </w:rPr>
+        <w:t>的设计</w:t>
+      </w:r>
+    </w:p>
+    <w:p>
+      <w:pPr>
+        <w:pStyle w:val="4"/>
+      </w:pPr>
+      <w:r>
+        <w:rPr>
+          <w:rFonts w:hint="eastAsia"/>
+        </w:rPr>
+        <w:t>问题解决</w:t>
+      </w:r>
+    </w:p>
+    <w:p>
+      <w:pPr>
+        <w:pStyle w:val="4"/>
+      </w:pPr>
+      <w:r>
+        <w:rPr>
+          <w:rFonts w:hint="eastAsia"/>
+        </w:rPr>
+        <w:t>质量改进方法</w:t>
+      </w:r>
+    </w:p>
+    <w:p>
+      <w:pPr>
+        <w:pStyle w:val="3"/>
+      </w:pPr>
+      <w:r>
+        <w:rPr>
+          <w:rFonts w:hint="eastAsia"/>
+        </w:rPr>
+        <w:t>管理质量：输出</w:t>
+      </w:r>
+    </w:p>
+    <w:p>
+      <w:pPr>
+        <w:pStyle w:val="4"/>
+      </w:pPr>
+      <w:r>
+        <w:rPr>
+          <w:rFonts w:hint="eastAsia"/>
+        </w:rPr>
+        <w:t>质量报告</w:t>
+      </w:r>
+    </w:p>
+    <w:p>
+      <w:pPr>
+        <w:pStyle w:val="4"/>
+      </w:pPr>
+      <w:r>
+        <w:rPr>
+          <w:rFonts w:hint="eastAsia"/>
+        </w:rPr>
+        <w:t>测试与评估文件</w:t>
+      </w:r>
+    </w:p>
+    <w:p>
+      <w:pPr>
+        <w:pStyle w:val="4"/>
+      </w:pPr>
+      <w:r>
+        <w:rPr>
+          <w:rFonts w:hint="eastAsia"/>
+        </w:rPr>
+        <w:t>变更请求</w:t>
+      </w:r>
+    </w:p>
+    <w:p>
+      <w:pPr>
+        <w:pStyle w:val="4"/>
+      </w:pPr>
+      <w:r>
+        <w:rPr>
+          <w:rFonts w:hint="eastAsia"/>
+        </w:rPr>
+        <w:t>项目管理计划更新</w:t>
+      </w:r>
+    </w:p>
+    <w:p>
+      <w:pPr>
+        <w:pStyle w:val="4"/>
+      </w:pPr>
+      <w:r>
+        <w:rPr>
+          <w:rFonts w:hint="eastAsia"/>
+        </w:rPr>
+        <w:t>项目文件更新</w:t>
+      </w:r>
+    </w:p>
+    <w:p>
+      <w:pPr>
+        <w:pStyle w:val="2"/>
+      </w:pPr>
+      <w:r>
+        <w:rPr>
+          <w:rFonts w:hint="eastAsia"/>
+        </w:rPr>
+        <w:t>控制质量</w:t>
+      </w:r>
+    </w:p>
+    <w:p>
+      <w:pPr>
+        <w:pStyle w:val="3"/>
+      </w:pPr>
+      <w:r>
+        <w:rPr>
+          <w:rFonts w:hint="eastAsia"/>
+        </w:rPr>
+        <w:t>控制质量：输入</w:t>
+      </w:r>
+    </w:p>
+    <w:p>
+      <w:pPr>
+        <w:pStyle w:val="4"/>
+      </w:pPr>
+      <w:r>
+        <w:rPr>
+          <w:rFonts w:hint="eastAsia"/>
+        </w:rPr>
+        <w:t>项目管理计划</w:t>
+      </w:r>
+    </w:p>
+    <w:p>
+      <w:pPr>
+        <w:pStyle w:val="4"/>
+      </w:pPr>
+      <w:r>
+        <w:rPr>
+          <w:rFonts w:hint="eastAsia"/>
+        </w:rPr>
+        <w:t>质量管理计划</w:t>
+      </w:r>
+    </w:p>
+    <w:p>
+      <w:pPr>
+        <w:pStyle w:val="4"/>
+      </w:pPr>
+      <w:r>
+        <w:rPr>
+          <w:rFonts w:hint="eastAsia"/>
+        </w:rPr>
+        <w:lastRenderedPageBreak/>
+        <w:t>批准的变更请求</w:t>
+      </w:r>
+    </w:p>
+    <w:p>
+      <w:pPr>
+        <w:pStyle w:val="4"/>
+      </w:pPr>
+      <w:r>
+        <w:rPr>
+          <w:rFonts w:hint="eastAsia"/>
+        </w:rPr>
+        <w:t>可交付成果</w:t>
+      </w:r>
+    </w:p>
+    <w:p>
+      <w:pPr>
+        <w:pStyle w:val="4"/>
+      </w:pPr>
+      <w:r>
+        <w:rPr>
+          <w:rFonts w:hint="eastAsia"/>
+        </w:rPr>
+        <w:t>工作绩效数据</w:t>
+      </w:r>
+    </w:p>
+    <w:p>
+      <w:pPr>
+        <w:pStyle w:val="4"/>
+      </w:pPr>
+      <w:r>
+        <w:rPr>
+          <w:rFonts w:hint="eastAsia"/>
+        </w:rPr>
+        <w:t>事业环境因素</w:t>
+      </w:r>
+    </w:p>
+    <w:p>
+      <w:pPr>
+        <w:pStyle w:val="4"/>
+      </w:pPr>
+      <w:r>
+        <w:rPr>
+          <w:rFonts w:hint="eastAsia"/>
+        </w:rPr>
+        <w:t>组织过程资产</w:t>
+      </w:r>
+    </w:p>
+    <w:p>
+      <w:pPr>
+        <w:pStyle w:val="3"/>
+      </w:pPr>
+      <w:r>
+        <w:rPr>
+          <w:rFonts w:hint="eastAsia"/>
+        </w:rPr>
+        <w:t>控制质量：工具与技术</w:t>
+      </w:r>
+    </w:p>
+    <w:p>
+      <w:pPr>
+        <w:pStyle w:val="4"/>
+      </w:pPr>
+      <w:r>
+        <w:rPr>
+          <w:rFonts w:hint="eastAsia"/>
+        </w:rPr>
+        <w:t>工具与技术</w:t>
+      </w:r>
+    </w:p>
+    <w:p>
+      <w:pPr>
+        <w:pStyle w:val="4"/>
+      </w:pPr>
+      <w:r>
+        <w:rPr>
+          <w:rFonts w:hint="eastAsia"/>
+        </w:rPr>
+        <w:t>数据分析</w:t>
+      </w:r>
+    </w:p>
+    <w:p>
+      <w:pPr>
+        <w:pStyle w:val="4"/>
+      </w:pPr>
+      <w:r>
+        <w:rPr>
+          <w:rFonts w:hint="eastAsia"/>
+        </w:rPr>
+        <w:t>检查</w:t>
+      </w:r>
+    </w:p>
+    <w:p>
+      <w:pPr>
+        <w:pStyle w:val="4"/>
+      </w:pPr>
+      <w:r>
+        <w:rPr>
+          <w:rFonts w:hint="eastAsia"/>
+        </w:rPr>
+        <w:t>测试</w:t>
+      </w:r>
+      <w:r>
+        <w:rPr>
+          <w:rFonts w:hint="eastAsia"/>
+        </w:rPr>
+        <w:t>/</w:t>
+      </w:r>
+      <w:r>
+        <w:rPr>
+          <w:rFonts w:hint="eastAsia"/>
+        </w:rPr>
+        <w:t>产品评估</w:t>
+      </w:r>
+    </w:p>
+    <w:p>
+      <w:pPr>
+        <w:pStyle w:val="4"/>
+      </w:pPr>
+      <w:r>
+        <w:rPr>
+          <w:rFonts w:hint="eastAsia"/>
+        </w:rPr>
+        <w:t>数据表现</w:t>
+      </w:r>
+    </w:p>
+    <w:p>
+      <w:pPr>
+        <w:pStyle w:val="4"/>
       </w:pPr>
       <w:r>
         <w:rPr>
@@ -13191,13 +13376,7 @@
         <w:rPr>
           <w:rFonts w:hint="eastAsia"/>
         </w:rPr>
-        <w:t>规划质量管理：</w:t>
-      </w:r>
-      <w:r>
-        <w:rPr>
-          <w:rFonts w:hint="eastAsia"/>
-        </w:rPr>
-        <w:t>输出</w:t>
+        <w:t>控制质量：输出</w:t>
       </w:r>
     </w:p>
     <w:p>
@@ -13208,7 +13387,7 @@
         <w:rPr>
           <w:rFonts w:hint="eastAsia"/>
         </w:rPr>
-        <w:t>质量管理计划</w:t>
+        <w:t>质量控制测试结果</w:t>
       </w:r>
     </w:p>
     <w:p>
@@ -13219,7 +13398,7 @@
         <w:rPr>
           <w:rFonts w:hint="eastAsia"/>
         </w:rPr>
-        <w:t>质量测量指标</w:t>
+        <w:t>核实的可交付成果</w:t>
       </w:r>
     </w:p>
     <w:p>
@@ -13230,15 +13409,35 @@
         <w:rPr>
           <w:rFonts w:hint="eastAsia"/>
         </w:rPr>
+        <w:lastRenderedPageBreak/>
+        <w:t>工作绩效信息</w:t>
+      </w:r>
+    </w:p>
+    <w:p>
+      <w:pPr>
+        <w:pStyle w:val="4"/>
+      </w:pPr>
+      <w:r>
+        <w:rPr>
+          <w:rFonts w:hint="eastAsia"/>
+        </w:rPr>
+        <w:t>变更请求</w:t>
+      </w:r>
+    </w:p>
+    <w:p>
+      <w:pPr>
+        <w:pStyle w:val="4"/>
+      </w:pPr>
+      <w:r>
+        <w:rPr>
+          <w:rFonts w:hint="eastAsia"/>
+        </w:rPr>
         <w:t>项目管理计划更新</w:t>
       </w:r>
     </w:p>
     <w:p>
       <w:pPr>
         <w:pStyle w:val="4"/>
-        <w:rPr>
-          <w:rFonts w:hint="eastAsia"/>
-        </w:rPr>
       </w:pPr>
       <w:r>
         <w:rPr>
@@ -13249,13 +13448,24 @@
     </w:p>
     <w:p>
       <w:pPr>
+        <w:pStyle w:val="1"/>
+      </w:pPr>
+      <w:r>
+        <w:rPr>
+          <w:rFonts w:hint="eastAsia"/>
+        </w:rPr>
+        <w:t>项目资源管理</w:t>
+      </w:r>
+    </w:p>
+    <w:p>
+      <w:pPr>
         <w:pStyle w:val="2"/>
       </w:pPr>
       <w:r>
         <w:rPr>
           <w:rFonts w:hint="eastAsia"/>
         </w:rPr>
-        <w:t>管理质量</w:t>
+        <w:t>规划资源管理</w:t>
       </w:r>
     </w:p>
     <w:p>
@@ -13266,13 +13476,25 @@
         <w:rPr>
           <w:rFonts w:hint="eastAsia"/>
         </w:rPr>
-        <w:t>管理质量：输入</w:t>
+        <w:t>规划资源管理：输入</w:t>
       </w:r>
     </w:p>
     <w:p>
       <w:pPr>
         <w:pStyle w:val="4"/>
       </w:pPr>
+      <w:bookmarkStart w:id="78" w:name="_GoBack"/>
+      <w:r>
+        <w:rPr>
+          <w:rFonts w:hint="eastAsia"/>
+        </w:rPr>
+        <w:t>项目章程</w:t>
+      </w:r>
+    </w:p>
+    <w:p>
+      <w:pPr>
+        <w:pStyle w:val="4"/>
+      </w:pPr>
       <w:r>
         <w:rPr>
           <w:rFonts w:hint="eastAsia"/>
@@ -13294,6 +13516,17 @@
     <w:p>
       <w:pPr>
         <w:pStyle w:val="4"/>
+      </w:pPr>
+      <w:r>
+        <w:rPr>
+          <w:rFonts w:hint="eastAsia"/>
+        </w:rPr>
+        <w:t>事业环境因素</w:t>
+      </w:r>
+    </w:p>
+    <w:p>
+      <w:pPr>
+        <w:pStyle w:val="4"/>
         <w:rPr>
           <w:rFonts w:hint="eastAsia"/>
         </w:rPr>
@@ -13305,6 +13538,7 @@
         <w:t>组织过程资产</w:t>
       </w:r>
     </w:p>
+    <w:bookmarkEnd w:id="78"/>
     <w:p>
       <w:pPr>
         <w:pStyle w:val="3"/>
@@ -13313,13 +13547,7 @@
         <w:rPr>
           <w:rFonts w:hint="eastAsia"/>
         </w:rPr>
-        <w:t>管理质量：</w:t>
-      </w:r>
-      <w:r>
-        <w:rPr>
-          <w:rFonts w:hint="eastAsia"/>
-        </w:rPr>
-        <w:t>工具与技术</w:t>
+        <w:t>规划资源管理：工具与技术</w:t>
       </w:r>
     </w:p>
     <w:p>
@@ -13330,7 +13558,7 @@
         <w:rPr>
           <w:rFonts w:hint="eastAsia"/>
         </w:rPr>
-        <w:t>数据收集</w:t>
+        <w:t>专家判断</w:t>
       </w:r>
     </w:p>
     <w:p>
@@ -13341,7 +13569,215 @@
         <w:rPr>
           <w:rFonts w:hint="eastAsia"/>
         </w:rPr>
+        <w:t>数据表现</w:t>
+      </w:r>
+    </w:p>
+    <w:p>
+      <w:pPr>
+        <w:pStyle w:val="4"/>
+      </w:pPr>
+      <w:r>
+        <w:rPr>
+          <w:rFonts w:hint="eastAsia"/>
+        </w:rPr>
         <w:lastRenderedPageBreak/>
+        <w:t>组织理论</w:t>
+      </w:r>
+    </w:p>
+    <w:p>
+      <w:pPr>
+        <w:pStyle w:val="4"/>
+        <w:rPr>
+          <w:rFonts w:hint="eastAsia"/>
+        </w:rPr>
+      </w:pPr>
+      <w:r>
+        <w:rPr>
+          <w:rFonts w:hint="eastAsia"/>
+        </w:rPr>
+        <w:t>会议</w:t>
+      </w:r>
+    </w:p>
+    <w:p>
+      <w:pPr>
+        <w:pStyle w:val="3"/>
+      </w:pPr>
+      <w:r>
+        <w:rPr>
+          <w:rFonts w:hint="eastAsia"/>
+        </w:rPr>
+        <w:t>规划资源管理：输出</w:t>
+      </w:r>
+    </w:p>
+    <w:p>
+      <w:pPr>
+        <w:pStyle w:val="4"/>
+      </w:pPr>
+      <w:r>
+        <w:rPr>
+          <w:rFonts w:hint="eastAsia"/>
+        </w:rPr>
+        <w:t>资源管理计算</w:t>
+      </w:r>
+    </w:p>
+    <w:p>
+      <w:pPr>
+        <w:pStyle w:val="4"/>
+      </w:pPr>
+      <w:r>
+        <w:rPr>
+          <w:rFonts w:hint="eastAsia"/>
+        </w:rPr>
+        <w:t>团队章程</w:t>
+      </w:r>
+    </w:p>
+    <w:p>
+      <w:pPr>
+        <w:pStyle w:val="4"/>
+        <w:rPr>
+          <w:rFonts w:hint="eastAsia"/>
+        </w:rPr>
+      </w:pPr>
+      <w:r>
+        <w:rPr>
+          <w:rFonts w:hint="eastAsia"/>
+        </w:rPr>
+        <w:t>项目文件更新</w:t>
+      </w:r>
+    </w:p>
+    <w:p>
+      <w:pPr>
+        <w:pStyle w:val="2"/>
+      </w:pPr>
+      <w:r>
+        <w:rPr>
+          <w:rFonts w:hint="eastAsia"/>
+        </w:rPr>
+        <w:t>估算活动资源</w:t>
+      </w:r>
+    </w:p>
+    <w:p>
+      <w:pPr>
+        <w:pStyle w:val="3"/>
+      </w:pPr>
+      <w:r>
+        <w:rPr>
+          <w:rFonts w:hint="eastAsia"/>
+        </w:rPr>
+        <w:t>估算活动资源：输入</w:t>
+      </w:r>
+    </w:p>
+    <w:p>
+      <w:pPr>
+        <w:pStyle w:val="4"/>
+      </w:pPr>
+      <w:r>
+        <w:rPr>
+          <w:rFonts w:hint="eastAsia"/>
+        </w:rPr>
+        <w:t>项目管理计划</w:t>
+      </w:r>
+    </w:p>
+    <w:p>
+      <w:pPr>
+        <w:pStyle w:val="4"/>
+      </w:pPr>
+      <w:r>
+        <w:rPr>
+          <w:rFonts w:hint="eastAsia"/>
+        </w:rPr>
+        <w:t>项目文件</w:t>
+      </w:r>
+    </w:p>
+    <w:p>
+      <w:pPr>
+        <w:pStyle w:val="4"/>
+      </w:pPr>
+      <w:r>
+        <w:rPr>
+          <w:rFonts w:hint="eastAsia"/>
+        </w:rPr>
+        <w:t>事业环境因素</w:t>
+      </w:r>
+    </w:p>
+    <w:p>
+      <w:pPr>
+        <w:pStyle w:val="4"/>
+        <w:rPr>
+          <w:rFonts w:hint="eastAsia"/>
+        </w:rPr>
+      </w:pPr>
+      <w:r>
+        <w:rPr>
+          <w:rFonts w:hint="eastAsia"/>
+        </w:rPr>
+        <w:t>组织过程资产</w:t>
+      </w:r>
+    </w:p>
+    <w:p>
+      <w:pPr>
+        <w:pStyle w:val="3"/>
+      </w:pPr>
+      <w:r>
+        <w:rPr>
+          <w:rFonts w:hint="eastAsia"/>
+        </w:rPr>
+        <w:t>估算活动资源：工具与技术</w:t>
+      </w:r>
+    </w:p>
+    <w:p>
+      <w:pPr>
+        <w:pStyle w:val="4"/>
+      </w:pPr>
+      <w:r>
+        <w:rPr>
+          <w:rFonts w:hint="eastAsia"/>
+        </w:rPr>
+        <w:t>专家判断</w:t>
+      </w:r>
+    </w:p>
+    <w:p>
+      <w:pPr>
+        <w:pStyle w:val="4"/>
+      </w:pPr>
+      <w:r>
+        <w:rPr>
+          <w:rFonts w:hint="eastAsia"/>
+        </w:rPr>
+        <w:t>自下而上估算</w:t>
+      </w:r>
+    </w:p>
+    <w:p>
+      <w:pPr>
+        <w:pStyle w:val="4"/>
+      </w:pPr>
+      <w:r>
+        <w:rPr>
+          <w:rFonts w:hint="eastAsia"/>
+        </w:rPr>
+        <w:lastRenderedPageBreak/>
+        <w:t>类比估算</w:t>
+      </w:r>
+    </w:p>
+    <w:p>
+      <w:pPr>
+        <w:pStyle w:val="4"/>
+      </w:pPr>
+      <w:r>
+        <w:rPr>
+          <w:rFonts w:hint="eastAsia"/>
+        </w:rPr>
+        <w:t>参数估算</w:t>
+      </w:r>
+    </w:p>
+    <w:p>
+      <w:pPr>
+        <w:pStyle w:val="4"/>
+      </w:pPr>
+      <w:r>
+        <w:rPr>
+          <w:rFonts w:hint="eastAsia"/>
+        </w:rPr>
         <w:t>数据分析</w:t>
       </w:r>
     </w:p>
@@ -13353,6 +13789,170 @@
         <w:rPr>
           <w:rFonts w:hint="eastAsia"/>
         </w:rPr>
+        <w:t>项目管理信息系统</w:t>
+      </w:r>
+    </w:p>
+    <w:p>
+      <w:pPr>
+        <w:pStyle w:val="4"/>
+        <w:rPr>
+          <w:rFonts w:hint="eastAsia"/>
+        </w:rPr>
+      </w:pPr>
+      <w:r>
+        <w:rPr>
+          <w:rFonts w:hint="eastAsia"/>
+        </w:rPr>
+        <w:t>会议</w:t>
+      </w:r>
+    </w:p>
+    <w:p>
+      <w:pPr>
+        <w:pStyle w:val="3"/>
+      </w:pPr>
+      <w:r>
+        <w:rPr>
+          <w:rFonts w:hint="eastAsia"/>
+        </w:rPr>
+        <w:t>估算活动资源：输出</w:t>
+      </w:r>
+    </w:p>
+    <w:p>
+      <w:pPr>
+        <w:pStyle w:val="4"/>
+      </w:pPr>
+      <w:r>
+        <w:rPr>
+          <w:rFonts w:hint="eastAsia"/>
+        </w:rPr>
+        <w:t>资源需求</w:t>
+      </w:r>
+    </w:p>
+    <w:p>
+      <w:pPr>
+        <w:pStyle w:val="4"/>
+      </w:pPr>
+      <w:r>
+        <w:rPr>
+          <w:rFonts w:hint="eastAsia"/>
+        </w:rPr>
+        <w:t>估算依据</w:t>
+      </w:r>
+    </w:p>
+    <w:p>
+      <w:pPr>
+        <w:pStyle w:val="4"/>
+      </w:pPr>
+      <w:r>
+        <w:rPr>
+          <w:rFonts w:hint="eastAsia"/>
+        </w:rPr>
+        <w:t>资源分解结构</w:t>
+      </w:r>
+    </w:p>
+    <w:p>
+      <w:pPr>
+        <w:pStyle w:val="4"/>
+        <w:rPr>
+          <w:rFonts w:hint="eastAsia"/>
+        </w:rPr>
+      </w:pPr>
+      <w:r>
+        <w:rPr>
+          <w:rFonts w:hint="eastAsia"/>
+        </w:rPr>
+        <w:t>项目文件更新</w:t>
+      </w:r>
+    </w:p>
+    <w:p>
+      <w:pPr>
+        <w:pStyle w:val="2"/>
+      </w:pPr>
+      <w:r>
+        <w:rPr>
+          <w:rFonts w:hint="eastAsia"/>
+        </w:rPr>
+        <w:t>获取资源</w:t>
+      </w:r>
+    </w:p>
+    <w:p>
+      <w:pPr>
+        <w:pStyle w:val="3"/>
+      </w:pPr>
+      <w:r>
+        <w:rPr>
+          <w:rFonts w:hint="eastAsia"/>
+        </w:rPr>
+        <w:t>获取资源：输入</w:t>
+      </w:r>
+    </w:p>
+    <w:p>
+      <w:pPr>
+        <w:pStyle w:val="4"/>
+      </w:pPr>
+      <w:r>
+        <w:rPr>
+          <w:rFonts w:hint="eastAsia"/>
+        </w:rPr>
+        <w:t>项目管理计划</w:t>
+      </w:r>
+    </w:p>
+    <w:p>
+      <w:pPr>
+        <w:pStyle w:val="4"/>
+      </w:pPr>
+      <w:r>
+        <w:rPr>
+          <w:rFonts w:hint="eastAsia"/>
+        </w:rPr>
+        <w:t>项目文件</w:t>
+      </w:r>
+    </w:p>
+    <w:p>
+      <w:pPr>
+        <w:pStyle w:val="4"/>
+      </w:pPr>
+      <w:r>
+        <w:rPr>
+          <w:rFonts w:hint="eastAsia"/>
+        </w:rPr>
+        <w:t>事业环境因素</w:t>
+      </w:r>
+    </w:p>
+    <w:p>
+      <w:pPr>
+        <w:pStyle w:val="4"/>
+        <w:rPr>
+          <w:rFonts w:hint="eastAsia"/>
+        </w:rPr>
+      </w:pPr>
+      <w:r>
+        <w:rPr>
+          <w:rFonts w:hint="eastAsia"/>
+        </w:rPr>
+        <w:lastRenderedPageBreak/>
+        <w:t>组织过程资产</w:t>
+      </w:r>
+    </w:p>
+    <w:p>
+      <w:pPr>
+        <w:pStyle w:val="3"/>
+      </w:pPr>
+      <w:r>
+        <w:rPr>
+          <w:rFonts w:hint="eastAsia"/>
+        </w:rPr>
+        <w:t>获取资源：工具与技术</w:t>
+      </w:r>
+    </w:p>
+    <w:p>
+      <w:pPr>
+        <w:pStyle w:val="4"/>
+      </w:pPr>
+      <w:r>
+        <w:rPr>
+          <w:rFonts w:hint="eastAsia"/>
+        </w:rPr>
         <w:t>决策</w:t>
       </w:r>
     </w:p>
@@ -13364,7 +13964,7 @@
         <w:rPr>
           <w:rFonts w:hint="eastAsia"/>
         </w:rPr>
-        <w:t>数据表现</w:t>
+        <w:t>人际关系与团队技能</w:t>
       </w:r>
     </w:p>
     <w:p>
@@ -13375,30 +13975,32 @@
         <w:rPr>
           <w:rFonts w:hint="eastAsia"/>
         </w:rPr>
-        <w:t>审计</w:t>
+        <w:t>预分派</w:t>
       </w:r>
     </w:p>
     <w:p>
       <w:pPr>
         <w:pStyle w:val="4"/>
-      </w:pPr>
-      <w:r>
-        <w:rPr>
-          <w:rFonts w:hint="eastAsia"/>
-        </w:rPr>
-        <w:t>面试</w:t>
-      </w:r>
-      <w:r>
-        <w:rPr>
-          <w:rFonts w:hint="eastAsia"/>
-        </w:rPr>
-        <w:t>X</w:t>
-      </w:r>
-      <w:r>
-        <w:rPr>
-          <w:rFonts w:hint="eastAsia"/>
-        </w:rPr>
-        <w:t>的设计</w:t>
+        <w:rPr>
+          <w:rFonts w:hint="eastAsia"/>
+        </w:rPr>
+      </w:pPr>
+      <w:r>
+        <w:rPr>
+          <w:rFonts w:hint="eastAsia"/>
+        </w:rPr>
+        <w:t>虚拟团队</w:t>
+      </w:r>
+    </w:p>
+    <w:p>
+      <w:pPr>
+        <w:pStyle w:val="3"/>
+      </w:pPr>
+      <w:r>
+        <w:rPr>
+          <w:rFonts w:hint="eastAsia"/>
+        </w:rPr>
+        <w:t>获取资源：输出</w:t>
       </w:r>
     </w:p>
     <w:p>
@@ -13409,21 +14011,104 @@
         <w:rPr>
           <w:rFonts w:hint="eastAsia"/>
         </w:rPr>
-        <w:t>问题解决</w:t>
+        <w:t>物质资源分配单</w:t>
       </w:r>
     </w:p>
     <w:p>
       <w:pPr>
         <w:pStyle w:val="4"/>
-        <w:rPr>
-          <w:rFonts w:hint="eastAsia"/>
-        </w:rPr>
-      </w:pPr>
-      <w:r>
-        <w:rPr>
-          <w:rFonts w:hint="eastAsia"/>
-        </w:rPr>
-        <w:t>质量改进方法</w:t>
+      </w:pPr>
+      <w:r>
+        <w:rPr>
+          <w:rFonts w:hint="eastAsia"/>
+        </w:rPr>
+        <w:t>项目团队派工单</w:t>
+      </w:r>
+    </w:p>
+    <w:p>
+      <w:pPr>
+        <w:pStyle w:val="4"/>
+      </w:pPr>
+      <w:r>
+        <w:rPr>
+          <w:rFonts w:hint="eastAsia"/>
+        </w:rPr>
+        <w:t>资源日历</w:t>
+      </w:r>
+    </w:p>
+    <w:p>
+      <w:pPr>
+        <w:pStyle w:val="4"/>
+      </w:pPr>
+      <w:r>
+        <w:rPr>
+          <w:rFonts w:hint="eastAsia"/>
+        </w:rPr>
+        <w:t>变更请求</w:t>
+      </w:r>
+    </w:p>
+    <w:p>
+      <w:pPr>
+        <w:pStyle w:val="4"/>
+      </w:pPr>
+      <w:r>
+        <w:rPr>
+          <w:rFonts w:hint="eastAsia"/>
+        </w:rPr>
+        <w:t>项目管理计划更新</w:t>
+      </w:r>
+    </w:p>
+    <w:p>
+      <w:pPr>
+        <w:pStyle w:val="4"/>
+      </w:pPr>
+      <w:r>
+        <w:rPr>
+          <w:rFonts w:hint="eastAsia"/>
+        </w:rPr>
+        <w:t>项目文件更新</w:t>
+      </w:r>
+    </w:p>
+    <w:p>
+      <w:pPr>
+        <w:pStyle w:val="4"/>
+      </w:pPr>
+      <w:r>
+        <w:rPr>
+          <w:rFonts w:hint="eastAsia"/>
+        </w:rPr>
+        <w:t>事业环境因素更新</w:t>
+      </w:r>
+    </w:p>
+    <w:p>
+      <w:pPr>
+        <w:pStyle w:val="4"/>
+        <w:rPr>
+          <w:rFonts w:hint="eastAsia"/>
+        </w:rPr>
+      </w:pPr>
+      <w:r>
+        <w:rPr>
+          <w:rFonts w:hint="eastAsia"/>
+        </w:rPr>
+        <w:t>组织过程资产更新</w:t>
+      </w:r>
+    </w:p>
+    <w:p>
+      <w:pPr>
+        <w:pStyle w:val="2"/>
+      </w:pPr>
+      <w:r>
+        <w:rPr>
+          <w:rFonts w:hint="eastAsia"/>
+        </w:rPr>
+        <w:t>建设</w:t>
+      </w:r>
+      <w:r>
+        <w:rPr>
+          <w:rFonts w:hint="eastAsia"/>
+        </w:rPr>
+        <w:t>团队</w:t>
       </w:r>
     </w:p>
     <w:p>
@@ -13434,93 +14119,13 @@
         <w:rPr>
           <w:rFonts w:hint="eastAsia"/>
         </w:rPr>
-        <w:t>管理质量：</w:t>
-      </w:r>
-      <w:r>
-        <w:rPr>
-          <w:rFonts w:hint="eastAsia"/>
-        </w:rPr>
-        <w:t>输出</w:t>
-      </w:r>
-    </w:p>
-    <w:p>
-      <w:pPr>
-        <w:pStyle w:val="4"/>
-      </w:pPr>
-      <w:r>
-        <w:rPr>
-          <w:rFonts w:hint="eastAsia"/>
-        </w:rPr>
-        <w:t>质量报告</w:t>
-      </w:r>
-    </w:p>
-    <w:p>
-      <w:pPr>
-        <w:pStyle w:val="4"/>
-      </w:pPr>
-      <w:r>
-        <w:rPr>
-          <w:rFonts w:hint="eastAsia"/>
-        </w:rPr>
-        <w:t>测试与评估文件</w:t>
-      </w:r>
-    </w:p>
-    <w:p>
-      <w:pPr>
-        <w:pStyle w:val="4"/>
-      </w:pPr>
-      <w:r>
-        <w:rPr>
-          <w:rFonts w:hint="eastAsia"/>
-        </w:rPr>
-        <w:t>变更请求</w:t>
-      </w:r>
-    </w:p>
-    <w:p>
-      <w:pPr>
-        <w:pStyle w:val="4"/>
-      </w:pPr>
-      <w:r>
-        <w:rPr>
-          <w:rFonts w:hint="eastAsia"/>
-        </w:rPr>
-        <w:t>项目管理计划更新</w:t>
-      </w:r>
-    </w:p>
-    <w:p>
-      <w:pPr>
-        <w:pStyle w:val="4"/>
-        <w:rPr>
-          <w:rFonts w:hint="eastAsia"/>
-        </w:rPr>
-      </w:pPr>
-      <w:r>
-        <w:rPr>
-          <w:rFonts w:hint="eastAsia"/>
-        </w:rPr>
-        <w:t>项目文件更新</w:t>
-      </w:r>
-    </w:p>
-    <w:p>
-      <w:pPr>
-        <w:pStyle w:val="2"/>
-      </w:pPr>
-      <w:r>
-        <w:rPr>
-          <w:rFonts w:hint="eastAsia"/>
-        </w:rPr>
-        <w:t>控制质量</w:t>
-      </w:r>
-    </w:p>
-    <w:p>
-      <w:pPr>
-        <w:pStyle w:val="3"/>
-      </w:pPr>
-      <w:r>
-        <w:rPr>
-          <w:rFonts w:hint="eastAsia"/>
-        </w:rPr>
-        <w:t>控制质量：输入</w:t>
+        <w:t>建设</w:t>
+      </w:r>
+      <w:r>
+        <w:rPr>
+          <w:rFonts w:hint="eastAsia"/>
+        </w:rPr>
+        <w:t>团队：输入</w:t>
       </w:r>
     </w:p>
     <w:p>
@@ -13543,7 +14148,7 @@
         <w:rPr>
           <w:rFonts w:hint="eastAsia"/>
         </w:rPr>
-        <w:t>质量管理计划</w:t>
+        <w:t>项目文件</w:t>
       </w:r>
     </w:p>
     <w:p>
@@ -13554,18 +14159,32 @@
         <w:rPr>
           <w:rFonts w:hint="eastAsia"/>
         </w:rPr>
-        <w:t>批准的变更请求</w:t>
+        <w:t>事业环境因素</w:t>
       </w:r>
     </w:p>
     <w:p>
       <w:pPr>
         <w:pStyle w:val="4"/>
-      </w:pPr>
-      <w:r>
-        <w:rPr>
-          <w:rFonts w:hint="eastAsia"/>
-        </w:rPr>
-        <w:t>可交付成果</w:t>
+        <w:rPr>
+          <w:rFonts w:hint="eastAsia"/>
+        </w:rPr>
+      </w:pPr>
+      <w:r>
+        <w:rPr>
+          <w:rFonts w:hint="eastAsia"/>
+        </w:rPr>
+        <w:t>组织过程资产</w:t>
+      </w:r>
+    </w:p>
+    <w:p>
+      <w:pPr>
+        <w:pStyle w:val="3"/>
+      </w:pPr>
+      <w:r>
+        <w:rPr>
+          <w:rFonts w:hint="eastAsia"/>
+        </w:rPr>
+        <w:t>创建团队：工具与技术</w:t>
       </w:r>
     </w:p>
     <w:p>
@@ -13576,6 +14195,408 @@
         <w:rPr>
           <w:rFonts w:hint="eastAsia"/>
         </w:rPr>
+        <w:t>集中办公</w:t>
+      </w:r>
+    </w:p>
+    <w:p>
+      <w:pPr>
+        <w:pStyle w:val="4"/>
+      </w:pPr>
+      <w:r>
+        <w:rPr>
+          <w:rFonts w:hint="eastAsia"/>
+        </w:rPr>
+        <w:t>虚拟团队</w:t>
+      </w:r>
+    </w:p>
+    <w:p>
+      <w:pPr>
+        <w:pStyle w:val="4"/>
+      </w:pPr>
+      <w:r>
+        <w:rPr>
+          <w:rFonts w:hint="eastAsia"/>
+        </w:rPr>
+        <w:t>沟通技术</w:t>
+      </w:r>
+    </w:p>
+    <w:p>
+      <w:pPr>
+        <w:pStyle w:val="4"/>
+      </w:pPr>
+      <w:r>
+        <w:rPr>
+          <w:rFonts w:hint="eastAsia"/>
+        </w:rPr>
+        <w:t>人际关系与团队技能</w:t>
+      </w:r>
+    </w:p>
+    <w:p>
+      <w:pPr>
+        <w:pStyle w:val="4"/>
+      </w:pPr>
+      <w:r>
+        <w:rPr>
+          <w:rFonts w:hint="eastAsia"/>
+        </w:rPr>
+        <w:t>认可与奖励</w:t>
+      </w:r>
+    </w:p>
+    <w:p>
+      <w:pPr>
+        <w:pStyle w:val="4"/>
+      </w:pPr>
+      <w:r>
+        <w:rPr>
+          <w:rFonts w:hint="eastAsia"/>
+        </w:rPr>
+        <w:t>培训</w:t>
+      </w:r>
+    </w:p>
+    <w:p>
+      <w:pPr>
+        <w:pStyle w:val="4"/>
+      </w:pPr>
+      <w:r>
+        <w:rPr>
+          <w:rFonts w:hint="eastAsia"/>
+        </w:rPr>
+        <w:t>个人和团队评估</w:t>
+      </w:r>
+    </w:p>
+    <w:p>
+      <w:pPr>
+        <w:pStyle w:val="4"/>
+        <w:rPr>
+          <w:rFonts w:hint="eastAsia"/>
+        </w:rPr>
+      </w:pPr>
+      <w:r>
+        <w:rPr>
+          <w:rFonts w:hint="eastAsia"/>
+        </w:rPr>
+        <w:t>会议</w:t>
+      </w:r>
+    </w:p>
+    <w:p>
+      <w:pPr>
+        <w:pStyle w:val="3"/>
+      </w:pPr>
+      <w:r>
+        <w:rPr>
+          <w:rFonts w:hint="eastAsia"/>
+        </w:rPr>
+        <w:t>创建团队：输出</w:t>
+      </w:r>
+    </w:p>
+    <w:p>
+      <w:pPr>
+        <w:pStyle w:val="4"/>
+      </w:pPr>
+      <w:r>
+        <w:rPr>
+          <w:rFonts w:hint="eastAsia"/>
+        </w:rPr>
+        <w:t>团队绩效评价</w:t>
+      </w:r>
+    </w:p>
+    <w:p>
+      <w:pPr>
+        <w:pStyle w:val="4"/>
+      </w:pPr>
+      <w:r>
+        <w:rPr>
+          <w:rFonts w:hint="eastAsia"/>
+        </w:rPr>
+        <w:lastRenderedPageBreak/>
+        <w:t>变更请求</w:t>
+      </w:r>
+    </w:p>
+    <w:p>
+      <w:pPr>
+        <w:pStyle w:val="4"/>
+      </w:pPr>
+      <w:r>
+        <w:rPr>
+          <w:rFonts w:hint="eastAsia"/>
+        </w:rPr>
+        <w:t>项目管理计划更新</w:t>
+      </w:r>
+    </w:p>
+    <w:p>
+      <w:pPr>
+        <w:pStyle w:val="4"/>
+      </w:pPr>
+      <w:r>
+        <w:rPr>
+          <w:rFonts w:hint="eastAsia"/>
+        </w:rPr>
+        <w:t>项目文件更新</w:t>
+      </w:r>
+    </w:p>
+    <w:p>
+      <w:pPr>
+        <w:pStyle w:val="4"/>
+      </w:pPr>
+      <w:r>
+        <w:rPr>
+          <w:rFonts w:hint="eastAsia"/>
+        </w:rPr>
+        <w:t>事业环境因素更新</w:t>
+      </w:r>
+    </w:p>
+    <w:p>
+      <w:pPr>
+        <w:pStyle w:val="4"/>
+        <w:rPr>
+          <w:rFonts w:hint="eastAsia"/>
+        </w:rPr>
+      </w:pPr>
+      <w:r>
+        <w:rPr>
+          <w:rFonts w:hint="eastAsia"/>
+        </w:rPr>
+        <w:t>组织过程资产更新</w:t>
+      </w:r>
+    </w:p>
+    <w:p>
+      <w:pPr>
+        <w:pStyle w:val="2"/>
+      </w:pPr>
+      <w:r>
+        <w:rPr>
+          <w:rFonts w:hint="eastAsia"/>
+        </w:rPr>
+        <w:t>管理团队</w:t>
+      </w:r>
+    </w:p>
+    <w:p>
+      <w:pPr>
+        <w:pStyle w:val="3"/>
+      </w:pPr>
+      <w:r>
+        <w:rPr>
+          <w:rFonts w:hint="eastAsia"/>
+        </w:rPr>
+        <w:t>管理团队：输入</w:t>
+      </w:r>
+    </w:p>
+    <w:p>
+      <w:pPr>
+        <w:pStyle w:val="4"/>
+      </w:pPr>
+      <w:r>
+        <w:rPr>
+          <w:rFonts w:hint="eastAsia"/>
+        </w:rPr>
+        <w:t>项目管理计划</w:t>
+      </w:r>
+    </w:p>
+    <w:p>
+      <w:pPr>
+        <w:pStyle w:val="4"/>
+      </w:pPr>
+      <w:r>
+        <w:rPr>
+          <w:rFonts w:hint="eastAsia"/>
+        </w:rPr>
+        <w:t>项目文件</w:t>
+      </w:r>
+    </w:p>
+    <w:p>
+      <w:pPr>
+        <w:pStyle w:val="4"/>
+      </w:pPr>
+      <w:r>
+        <w:rPr>
+          <w:rFonts w:hint="eastAsia"/>
+        </w:rPr>
+        <w:t>工作绩效报告</w:t>
+      </w:r>
+    </w:p>
+    <w:p>
+      <w:pPr>
+        <w:pStyle w:val="4"/>
+      </w:pPr>
+      <w:r>
+        <w:rPr>
+          <w:rFonts w:hint="eastAsia"/>
+        </w:rPr>
+        <w:t>团队绩效评价</w:t>
+      </w:r>
+    </w:p>
+    <w:p>
+      <w:pPr>
+        <w:pStyle w:val="4"/>
+      </w:pPr>
+      <w:r>
+        <w:rPr>
+          <w:rFonts w:hint="eastAsia"/>
+        </w:rPr>
+        <w:t>事业环境因素</w:t>
+      </w:r>
+    </w:p>
+    <w:p>
+      <w:pPr>
+        <w:pStyle w:val="4"/>
+        <w:rPr>
+          <w:rFonts w:hint="eastAsia"/>
+        </w:rPr>
+      </w:pPr>
+      <w:r>
+        <w:rPr>
+          <w:rFonts w:hint="eastAsia"/>
+        </w:rPr>
+        <w:t>组织过程资产</w:t>
+      </w:r>
+    </w:p>
+    <w:p>
+      <w:pPr>
+        <w:pStyle w:val="3"/>
+      </w:pPr>
+      <w:r>
+        <w:rPr>
+          <w:rFonts w:hint="eastAsia"/>
+        </w:rPr>
+        <w:t>管理团队：工具与技术</w:t>
+      </w:r>
+    </w:p>
+    <w:p>
+      <w:pPr>
+        <w:pStyle w:val="4"/>
+      </w:pPr>
+      <w:r>
+        <w:rPr>
+          <w:rFonts w:hint="eastAsia"/>
+        </w:rPr>
+        <w:t>人际关系与团队技能</w:t>
+      </w:r>
+    </w:p>
+    <w:p>
+      <w:pPr>
+        <w:pStyle w:val="4"/>
+        <w:rPr>
+          <w:rFonts w:hint="eastAsia"/>
+        </w:rPr>
+      </w:pPr>
+      <w:r>
+        <w:rPr>
+          <w:rFonts w:hint="eastAsia"/>
+        </w:rPr>
+        <w:lastRenderedPageBreak/>
+        <w:t>项目管理信息系统</w:t>
+      </w:r>
+    </w:p>
+    <w:p>
+      <w:pPr>
+        <w:pStyle w:val="3"/>
+      </w:pPr>
+      <w:r>
+        <w:rPr>
+          <w:rFonts w:hint="eastAsia"/>
+        </w:rPr>
+        <w:t>管理团队：输出</w:t>
+      </w:r>
+    </w:p>
+    <w:p>
+      <w:pPr>
+        <w:pStyle w:val="4"/>
+      </w:pPr>
+      <w:r>
+        <w:rPr>
+          <w:rFonts w:hint="eastAsia"/>
+        </w:rPr>
+        <w:t>变更请求</w:t>
+      </w:r>
+    </w:p>
+    <w:p>
+      <w:pPr>
+        <w:pStyle w:val="4"/>
+      </w:pPr>
+      <w:r>
+        <w:rPr>
+          <w:rFonts w:hint="eastAsia"/>
+        </w:rPr>
+        <w:t>项目管理计划更新</w:t>
+      </w:r>
+    </w:p>
+    <w:p>
+      <w:pPr>
+        <w:pStyle w:val="4"/>
+      </w:pPr>
+      <w:r>
+        <w:rPr>
+          <w:rFonts w:hint="eastAsia"/>
+        </w:rPr>
+        <w:t>项目文件更新</w:t>
+      </w:r>
+    </w:p>
+    <w:p>
+      <w:pPr>
+        <w:pStyle w:val="4"/>
+        <w:rPr>
+          <w:rFonts w:hint="eastAsia"/>
+        </w:rPr>
+      </w:pPr>
+      <w:r>
+        <w:rPr>
+          <w:rFonts w:hint="eastAsia"/>
+        </w:rPr>
+        <w:t>事业环境因素更新</w:t>
+      </w:r>
+    </w:p>
+    <w:p>
+      <w:pPr>
+        <w:pStyle w:val="2"/>
+      </w:pPr>
+      <w:r>
+        <w:rPr>
+          <w:rFonts w:hint="eastAsia"/>
+        </w:rPr>
+        <w:t>控制资源</w:t>
+      </w:r>
+    </w:p>
+    <w:p>
+      <w:pPr>
+        <w:pStyle w:val="3"/>
+      </w:pPr>
+      <w:r>
+        <w:rPr>
+          <w:rFonts w:hint="eastAsia"/>
+        </w:rPr>
+        <w:t>控制资源：输入</w:t>
+      </w:r>
+    </w:p>
+    <w:p>
+      <w:pPr>
+        <w:pStyle w:val="4"/>
+      </w:pPr>
+      <w:r>
+        <w:rPr>
+          <w:rFonts w:hint="eastAsia"/>
+        </w:rPr>
+        <w:t>项目管理计划</w:t>
+      </w:r>
+    </w:p>
+    <w:p>
+      <w:pPr>
+        <w:pStyle w:val="4"/>
+      </w:pPr>
+      <w:r>
+        <w:rPr>
+          <w:rFonts w:hint="eastAsia"/>
+        </w:rPr>
+        <w:t>项目文件</w:t>
+      </w:r>
+    </w:p>
+    <w:p>
+      <w:pPr>
+        <w:pStyle w:val="4"/>
+      </w:pPr>
+      <w:r>
+        <w:rPr>
+          <w:rFonts w:hint="eastAsia"/>
+        </w:rPr>
         <w:t>工作绩效数据</w:t>
       </w:r>
     </w:p>
@@ -13587,7 +14608,7 @@
         <w:rPr>
           <w:rFonts w:hint="eastAsia"/>
         </w:rPr>
-        <w:t>事业环境因素</w:t>
+        <w:t>协议</w:t>
       </w:r>
     </w:p>
     <w:p>
@@ -13612,13 +14633,7 @@
         <w:rPr>
           <w:rFonts w:hint="eastAsia"/>
         </w:rPr>
-        <w:t>控制质量：</w:t>
-      </w:r>
-      <w:r>
-        <w:rPr>
-          <w:rFonts w:hint="eastAsia"/>
-        </w:rPr>
-        <w:t>工具与技术</w:t>
+        <w:t>控制资源：工具与技术</w:t>
       </w:r>
     </w:p>
     <w:p>
@@ -13629,7 +14644,7 @@
         <w:rPr>
           <w:rFonts w:hint="eastAsia"/>
         </w:rPr>
-        <w:t>工具与技术</w:t>
+        <w:t>数据分析</w:t>
       </w:r>
     </w:p>
     <w:p>
@@ -13640,7 +14655,8 @@
         <w:rPr>
           <w:rFonts w:hint="eastAsia"/>
         </w:rPr>
-        <w:t>数据分析</w:t>
+        <w:lastRenderedPageBreak/>
+        <w:t>问题解决</w:t>
       </w:r>
     </w:p>
     <w:p>
@@ -13651,30 +14667,32 @@
         <w:rPr>
           <w:rFonts w:hint="eastAsia"/>
         </w:rPr>
-        <w:t>检查</w:t>
+        <w:t>人际关系与团队技能</w:t>
       </w:r>
     </w:p>
     <w:p>
       <w:pPr>
         <w:pStyle w:val="4"/>
-      </w:pPr>
-      <w:r>
-        <w:rPr>
-          <w:rFonts w:hint="eastAsia"/>
-        </w:rPr>
-        <w:t>测试</w:t>
-      </w:r>
-      <w:r>
-        <w:rPr>
-          <w:rFonts w:hint="eastAsia"/>
-        </w:rPr>
-        <w:t>/</w:t>
-      </w:r>
-      <w:r>
-        <w:rPr>
-          <w:rFonts w:hint="eastAsia"/>
-        </w:rPr>
-        <w:t>产品评估</w:t>
+        <w:rPr>
+          <w:rFonts w:hint="eastAsia"/>
+        </w:rPr>
+      </w:pPr>
+      <w:r>
+        <w:rPr>
+          <w:rFonts w:hint="eastAsia"/>
+        </w:rPr>
+        <w:t>项目管理信息系统</w:t>
+      </w:r>
+    </w:p>
+    <w:p>
+      <w:pPr>
+        <w:pStyle w:val="3"/>
+      </w:pPr>
+      <w:r>
+        <w:rPr>
+          <w:rFonts w:hint="eastAsia"/>
+        </w:rPr>
+        <w:t>控制资源：输出</w:t>
       </w:r>
     </w:p>
     <w:p>
@@ -13685,21 +14703,65 @@
         <w:rPr>
           <w:rFonts w:hint="eastAsia"/>
         </w:rPr>
-        <w:t>数据表现</w:t>
+        <w:t>工作绩效信息</w:t>
       </w:r>
     </w:p>
     <w:p>
       <w:pPr>
         <w:pStyle w:val="4"/>
-        <w:rPr>
-          <w:rFonts w:hint="eastAsia"/>
-        </w:rPr>
-      </w:pPr>
-      <w:r>
-        <w:rPr>
-          <w:rFonts w:hint="eastAsia"/>
-        </w:rPr>
-        <w:t>会议</w:t>
+      </w:pPr>
+      <w:r>
+        <w:rPr>
+          <w:rFonts w:hint="eastAsia"/>
+        </w:rPr>
+        <w:t>变更请求</w:t>
+      </w:r>
+    </w:p>
+    <w:p>
+      <w:pPr>
+        <w:pStyle w:val="4"/>
+      </w:pPr>
+      <w:r>
+        <w:rPr>
+          <w:rFonts w:hint="eastAsia"/>
+        </w:rPr>
+        <w:t>项目管理计划更新</w:t>
+      </w:r>
+    </w:p>
+    <w:p>
+      <w:pPr>
+        <w:pStyle w:val="4"/>
+        <w:rPr>
+          <w:rFonts w:hint="eastAsia"/>
+        </w:rPr>
+      </w:pPr>
+      <w:r>
+        <w:rPr>
+          <w:rFonts w:hint="eastAsia"/>
+        </w:rPr>
+        <w:t>项目文件更新</w:t>
+      </w:r>
+    </w:p>
+    <w:p>
+      <w:pPr>
+        <w:pStyle w:val="1"/>
+      </w:pPr>
+      <w:r>
+        <w:rPr>
+          <w:rFonts w:hint="eastAsia"/>
+        </w:rPr>
+        <w:t>项目沟通管理</w:t>
+      </w:r>
+    </w:p>
+    <w:p>
+      <w:pPr>
+        <w:pStyle w:val="2"/>
+      </w:pPr>
+      <w:r>
+        <w:rPr>
+          <w:rFonts w:hint="eastAsia"/>
+        </w:rPr>
+        <w:t>规划沟通</w:t>
       </w:r>
     </w:p>
     <w:p>
@@ -13710,83 +14772,118 @@
         <w:rPr>
           <w:rFonts w:hint="eastAsia"/>
         </w:rPr>
-        <w:t>控制质量：</w:t>
-      </w:r>
-      <w:r>
-        <w:rPr>
-          <w:rFonts w:hint="eastAsia"/>
-        </w:rPr>
-        <w:t>输出</w:t>
-      </w:r>
-    </w:p>
-    <w:p>
-      <w:pPr>
-        <w:pStyle w:val="4"/>
+        <w:t>规划沟通：输入</w:t>
+      </w:r>
+    </w:p>
+    <w:p>
+      <w:pPr>
+        <w:pStyle w:val="3"/>
+      </w:pPr>
+      <w:r>
+        <w:rPr>
+          <w:rFonts w:hint="eastAsia"/>
+        </w:rPr>
+        <w:t>规划沟通：工具与技术</w:t>
+      </w:r>
+    </w:p>
+    <w:p>
+      <w:pPr>
+        <w:pStyle w:val="3"/>
+      </w:pPr>
+      <w:r>
+        <w:rPr>
+          <w:rFonts w:hint="eastAsia"/>
+        </w:rPr>
+        <w:t>规划沟通：输出</w:t>
+      </w:r>
+    </w:p>
+    <w:p>
+      <w:pPr>
+        <w:pStyle w:val="2"/>
+      </w:pPr>
+      <w:r>
+        <w:rPr>
+          <w:rFonts w:hint="eastAsia"/>
+        </w:rPr>
+        <w:t>管理沟通</w:t>
+      </w:r>
+    </w:p>
+    <w:p>
+      <w:pPr>
+        <w:pStyle w:val="3"/>
+      </w:pPr>
+      <w:r>
+        <w:rPr>
+          <w:rFonts w:hint="eastAsia"/>
+        </w:rPr>
+        <w:t>管理沟通：输入</w:t>
+      </w:r>
+    </w:p>
+    <w:p>
+      <w:pPr>
+        <w:pStyle w:val="3"/>
       </w:pPr>
       <w:r>
         <w:rPr>
           <w:rFonts w:hint="eastAsia"/>
         </w:rPr>
         <w:lastRenderedPageBreak/>
-        <w:t>质量控制测试结果</w:t>
-      </w:r>
-    </w:p>
-    <w:p>
-      <w:pPr>
-        <w:pStyle w:val="4"/>
-      </w:pPr>
-      <w:r>
-        <w:rPr>
-          <w:rFonts w:hint="eastAsia"/>
-        </w:rPr>
-        <w:t>核实的可交付成果</w:t>
-      </w:r>
-    </w:p>
-    <w:p>
-      <w:pPr>
-        <w:pStyle w:val="4"/>
-      </w:pPr>
-      <w:r>
-        <w:rPr>
-          <w:rFonts w:hint="eastAsia"/>
-        </w:rPr>
-        <w:t>工作绩效信息</w:t>
-      </w:r>
-    </w:p>
-    <w:p>
-      <w:pPr>
-        <w:pStyle w:val="4"/>
-      </w:pPr>
-      <w:r>
-        <w:rPr>
-          <w:rFonts w:hint="eastAsia"/>
-        </w:rPr>
-        <w:t>变更请求</w:t>
-      </w:r>
-    </w:p>
-    <w:p>
-      <w:pPr>
-        <w:pStyle w:val="4"/>
-      </w:pPr>
-      <w:r>
-        <w:rPr>
-          <w:rFonts w:hint="eastAsia"/>
-        </w:rPr>
-        <w:t>项目管理计划更新</w:t>
-      </w:r>
-    </w:p>
-    <w:p>
-      <w:pPr>
-        <w:pStyle w:val="4"/>
-        <w:rPr>
-          <w:rFonts w:hint="eastAsia"/>
-        </w:rPr>
-      </w:pPr>
-      <w:r>
-        <w:rPr>
-          <w:rFonts w:hint="eastAsia"/>
-        </w:rPr>
-        <w:t>项目文件更新</w:t>
+        <w:t>管理沟通：工具与技术</w:t>
+      </w:r>
+    </w:p>
+    <w:p>
+      <w:pPr>
+        <w:pStyle w:val="3"/>
+      </w:pPr>
+      <w:r>
+        <w:rPr>
+          <w:rFonts w:hint="eastAsia"/>
+        </w:rPr>
+        <w:t>管理沟通：输出</w:t>
+      </w:r>
+    </w:p>
+    <w:p>
+      <w:pPr>
+        <w:pStyle w:val="2"/>
+      </w:pPr>
+      <w:r>
+        <w:rPr>
+          <w:rFonts w:hint="eastAsia"/>
+        </w:rPr>
+        <w:t>监督沟通</w:t>
+      </w:r>
+    </w:p>
+    <w:p>
+      <w:pPr>
+        <w:pStyle w:val="3"/>
+      </w:pPr>
+      <w:r>
+        <w:rPr>
+          <w:rFonts w:hint="eastAsia"/>
+        </w:rPr>
+        <w:t>监督沟通：输入</w:t>
+      </w:r>
+    </w:p>
+    <w:p>
+      <w:pPr>
+        <w:pStyle w:val="3"/>
+      </w:pPr>
+      <w:r>
+        <w:rPr>
+          <w:rFonts w:hint="eastAsia"/>
+        </w:rPr>
+        <w:t>监督沟通：工具与技术</w:t>
+      </w:r>
+    </w:p>
+    <w:p>
+      <w:pPr>
+        <w:pStyle w:val="3"/>
+      </w:pPr>
+      <w:r>
+        <w:rPr>
+          <w:rFonts w:hint="eastAsia"/>
+        </w:rPr>
+        <w:t>监督沟通：输出</w:t>
       </w:r>
     </w:p>
     <w:p>
@@ -13797,8 +14894,140 @@
         <w:rPr>
           <w:rFonts w:hint="eastAsia"/>
         </w:rPr>
+        <w:t>项目风险管理</w:t>
+      </w:r>
+    </w:p>
+    <w:p>
+      <w:pPr>
+        <w:pStyle w:val="2"/>
+      </w:pPr>
+      <w:r>
+        <w:rPr>
+          <w:rFonts w:hint="eastAsia"/>
+        </w:rPr>
+        <w:t>规划风险管理</w:t>
+      </w:r>
+    </w:p>
+    <w:p>
+      <w:pPr>
+        <w:pStyle w:val="3"/>
+      </w:pPr>
+      <w:r>
+        <w:rPr>
+          <w:rFonts w:hint="eastAsia"/>
+        </w:rPr>
+        <w:t>规划风险管理：输入</w:t>
+      </w:r>
+    </w:p>
+    <w:p>
+      <w:pPr>
+        <w:pStyle w:val="3"/>
+      </w:pPr>
+      <w:r>
+        <w:rPr>
+          <w:rFonts w:hint="eastAsia"/>
+        </w:rPr>
+        <w:t>规划风险管理：工具与技术</w:t>
+      </w:r>
+    </w:p>
+    <w:p>
+      <w:pPr>
+        <w:pStyle w:val="3"/>
+      </w:pPr>
+      <w:r>
+        <w:rPr>
+          <w:rFonts w:hint="eastAsia"/>
+        </w:rPr>
+        <w:t>规划风险管理：输出</w:t>
+      </w:r>
+    </w:p>
+    <w:p>
+      <w:pPr>
+        <w:pStyle w:val="2"/>
+      </w:pPr>
+      <w:r>
+        <w:rPr>
+          <w:rFonts w:hint="eastAsia"/>
+        </w:rPr>
+        <w:t>识别风险</w:t>
+      </w:r>
+    </w:p>
+    <w:p>
+      <w:pPr>
+        <w:pStyle w:val="3"/>
+      </w:pPr>
+      <w:r>
+        <w:rPr>
+          <w:rFonts w:hint="eastAsia"/>
+        </w:rPr>
+        <w:t>识别风险：输入</w:t>
+      </w:r>
+    </w:p>
+    <w:p>
+      <w:pPr>
+        <w:pStyle w:val="3"/>
+      </w:pPr>
+      <w:r>
+        <w:rPr>
+          <w:rFonts w:hint="eastAsia"/>
+        </w:rPr>
+        <w:t>识别风险：工具与技术</w:t>
+      </w:r>
+    </w:p>
+    <w:p>
+      <w:pPr>
+        <w:pStyle w:val="3"/>
+      </w:pPr>
+      <w:r>
+        <w:rPr>
+          <w:rFonts w:hint="eastAsia"/>
+        </w:rPr>
+        <w:t>识别风险：输出</w:t>
+      </w:r>
+    </w:p>
+    <w:p>
+      <w:pPr>
+        <w:pStyle w:val="2"/>
+      </w:pPr>
+      <w:r>
+        <w:rPr>
+          <w:rFonts w:hint="eastAsia"/>
+        </w:rPr>
         <w:lastRenderedPageBreak/>
-        <w:t>项目资源管理</w:t>
+        <w:t>实施定性风险分析</w:t>
+      </w:r>
+    </w:p>
+    <w:p>
+      <w:pPr>
+        <w:pStyle w:val="3"/>
+      </w:pPr>
+      <w:r>
+        <w:rPr>
+          <w:rFonts w:hint="eastAsia"/>
+        </w:rPr>
+        <w:t>实施定性风险分析：输入</w:t>
+      </w:r>
+    </w:p>
+    <w:p>
+      <w:pPr>
+        <w:pStyle w:val="3"/>
+      </w:pPr>
+      <w:r>
+        <w:rPr>
+          <w:rFonts w:hint="eastAsia"/>
+        </w:rPr>
+        <w:t>实施定性风险分析：工具与技术</w:t>
+      </w:r>
+    </w:p>
+    <w:p>
+      <w:pPr>
+        <w:pStyle w:val="3"/>
+      </w:pPr>
+      <w:r>
+        <w:rPr>
+          <w:rFonts w:hint="eastAsia"/>
+        </w:rPr>
+        <w:t>实施定性风险分析：输出</w:t>
       </w:r>
     </w:p>
     <w:p>
@@ -13809,7 +15038,8 @@
         <w:rPr>
           <w:rFonts w:hint="eastAsia"/>
         </w:rPr>
-        <w:t>规划资源管理</w:t>
+        <w:lastRenderedPageBreak/>
+        <w:t>实施定量风险分析</w:t>
       </w:r>
     </w:p>
     <w:p>
@@ -13820,7 +15050,7 @@
         <w:rPr>
           <w:rFonts w:hint="eastAsia"/>
         </w:rPr>
-        <w:t>规划资源管理：输入</w:t>
+        <w:t>实施定量风险分析：输入</w:t>
       </w:r>
     </w:p>
     <w:p>
@@ -13831,33 +15061,18 @@
         <w:rPr>
           <w:rFonts w:hint="eastAsia"/>
         </w:rPr>
-        <w:t>规划资源管理：</w:t>
-      </w:r>
-      <w:r>
-        <w:rPr>
-          <w:rFonts w:hint="eastAsia"/>
-        </w:rPr>
-        <w:t>工具与技术</w:t>
+        <w:t>实施定量风险分析：工具与技术</w:t>
       </w:r>
     </w:p>
     <w:p>
       <w:pPr>
         <w:pStyle w:val="3"/>
-        <w:rPr>
-          <w:rFonts w:hint="eastAsia"/>
-        </w:rPr>
-      </w:pPr>
-      <w:r>
-        <w:rPr>
-          <w:rFonts w:hint="eastAsia"/>
-        </w:rPr>
-        <w:t>规划资源管理：</w:t>
-      </w:r>
-      <w:r>
-        <w:rPr>
-          <w:rFonts w:hint="eastAsia"/>
-        </w:rPr>
-        <w:t>输出</w:t>
+      </w:pPr>
+      <w:r>
+        <w:rPr>
+          <w:rFonts w:hint="eastAsia"/>
+        </w:rPr>
+        <w:t>实施定量风险分析：输出</w:t>
       </w:r>
     </w:p>
     <w:p>
@@ -13868,7 +15083,7 @@
         <w:rPr>
           <w:rFonts w:hint="eastAsia"/>
         </w:rPr>
-        <w:t>估算活动资源</w:t>
+        <w:t>规范风险应对</w:t>
       </w:r>
     </w:p>
     <w:p>
@@ -13879,7 +15094,7 @@
         <w:rPr>
           <w:rFonts w:hint="eastAsia"/>
         </w:rPr>
-        <w:t>估算活动资源：输入</w:t>
+        <w:t>规划风险应对：输入</w:t>
       </w:r>
     </w:p>
     <w:p>
@@ -13890,33 +15105,18 @@
         <w:rPr>
           <w:rFonts w:hint="eastAsia"/>
         </w:rPr>
-        <w:t>估算活动资源：</w:t>
-      </w:r>
-      <w:r>
-        <w:rPr>
-          <w:rFonts w:hint="eastAsia"/>
-        </w:rPr>
-        <w:t>工具与技术</w:t>
+        <w:t>规划风险应对：工具与技术</w:t>
       </w:r>
     </w:p>
     <w:p>
       <w:pPr>
         <w:pStyle w:val="3"/>
-        <w:rPr>
-          <w:rFonts w:hint="eastAsia"/>
-        </w:rPr>
-      </w:pPr>
-      <w:r>
-        <w:rPr>
-          <w:rFonts w:hint="eastAsia"/>
-        </w:rPr>
-        <w:t>估算活动资源：</w:t>
-      </w:r>
-      <w:r>
-        <w:rPr>
-          <w:rFonts w:hint="eastAsia"/>
-        </w:rPr>
-        <w:t>输出</w:t>
+      </w:pPr>
+      <w:r>
+        <w:rPr>
+          <w:rFonts w:hint="eastAsia"/>
+        </w:rPr>
+        <w:t>规划风险应对：输出</w:t>
       </w:r>
     </w:p>
     <w:p>
@@ -13927,7 +15127,7 @@
         <w:rPr>
           <w:rFonts w:hint="eastAsia"/>
         </w:rPr>
-        <w:t>获取资源</w:t>
+        <w:t>实施风险应对</w:t>
       </w:r>
     </w:p>
     <w:p>
@@ -13938,7 +15138,7 @@
         <w:rPr>
           <w:rFonts w:hint="eastAsia"/>
         </w:rPr>
-        <w:t>获取资源：输入</w:t>
+        <w:t>实施风险应对：输入</w:t>
       </w:r>
     </w:p>
     <w:p>
@@ -13949,33 +15149,18 @@
         <w:rPr>
           <w:rFonts w:hint="eastAsia"/>
         </w:rPr>
-        <w:t>获取资源：</w:t>
-      </w:r>
-      <w:r>
-        <w:rPr>
-          <w:rFonts w:hint="eastAsia"/>
-        </w:rPr>
-        <w:t>工具与技术</w:t>
+        <w:t>实施风险应对：工具与技术</w:t>
       </w:r>
     </w:p>
     <w:p>
       <w:pPr>
         <w:pStyle w:val="3"/>
-        <w:rPr>
-          <w:rFonts w:hint="eastAsia"/>
-        </w:rPr>
-      </w:pPr>
-      <w:r>
-        <w:rPr>
-          <w:rFonts w:hint="eastAsia"/>
-        </w:rPr>
-        <w:t>获取资源：</w:t>
-      </w:r>
-      <w:r>
-        <w:rPr>
-          <w:rFonts w:hint="eastAsia"/>
-        </w:rPr>
-        <w:t>输出</w:t>
+      </w:pPr>
+      <w:r>
+        <w:rPr>
+          <w:rFonts w:hint="eastAsia"/>
+        </w:rPr>
+        <w:t>实施风险应对：输出</w:t>
       </w:r>
     </w:p>
     <w:p>
@@ -13986,7 +15171,7 @@
         <w:rPr>
           <w:rFonts w:hint="eastAsia"/>
         </w:rPr>
-        <w:t>创建团队</w:t>
+        <w:t>监督风险</w:t>
       </w:r>
     </w:p>
     <w:p>
@@ -13997,7 +15182,7 @@
         <w:rPr>
           <w:rFonts w:hint="eastAsia"/>
         </w:rPr>
-        <w:t>创建团队：输入</w:t>
+        <w:t>监督风险：输入</w:t>
       </w:r>
     </w:p>
     <w:p>
@@ -14008,34 +15193,74 @@
         <w:rPr>
           <w:rFonts w:hint="eastAsia"/>
         </w:rPr>
+        <w:t>监督风险：工具与技术</w:t>
+      </w:r>
+    </w:p>
+    <w:p>
+      <w:pPr>
+        <w:pStyle w:val="3"/>
+      </w:pPr>
+      <w:r>
+        <w:rPr>
+          <w:rFonts w:hint="eastAsia"/>
+        </w:rPr>
+        <w:t>监督风险：输出</w:t>
+      </w:r>
+    </w:p>
+    <w:p>
+      <w:pPr>
+        <w:pStyle w:val="1"/>
+      </w:pPr>
+      <w:r>
+        <w:rPr>
+          <w:rFonts w:hint="eastAsia"/>
+        </w:rPr>
         <w:lastRenderedPageBreak/>
-        <w:t>创建团队：</w:t>
-      </w:r>
-      <w:r>
-        <w:rPr>
-          <w:rFonts w:hint="eastAsia"/>
-        </w:rPr>
-        <w:t>工具与技术</w:t>
+        <w:t>项目采购管理</w:t>
+      </w:r>
+    </w:p>
+    <w:p>
+      <w:pPr>
+        <w:pStyle w:val="2"/>
+      </w:pPr>
+      <w:r>
+        <w:rPr>
+          <w:rFonts w:hint="eastAsia"/>
+        </w:rPr>
+        <w:t>规划采购</w:t>
       </w:r>
     </w:p>
     <w:p>
       <w:pPr>
         <w:pStyle w:val="3"/>
-        <w:rPr>
-          <w:rFonts w:hint="eastAsia"/>
-        </w:rPr>
-      </w:pPr>
-      <w:r>
-        <w:rPr>
-          <w:rFonts w:hint="eastAsia"/>
-        </w:rPr>
-        <w:t>创建团队：</w:t>
-      </w:r>
-      <w:r>
-        <w:rPr>
-          <w:rFonts w:hint="eastAsia"/>
-        </w:rPr>
-        <w:t>输出</w:t>
+      </w:pPr>
+      <w:r>
+        <w:rPr>
+          <w:rFonts w:hint="eastAsia"/>
+        </w:rPr>
+        <w:t>规划采购：输入</w:t>
+      </w:r>
+    </w:p>
+    <w:p>
+      <w:pPr>
+        <w:pStyle w:val="3"/>
+      </w:pPr>
+      <w:r>
+        <w:rPr>
+          <w:rFonts w:hint="eastAsia"/>
+        </w:rPr>
+        <w:t>规划采购：工具与技术</w:t>
+      </w:r>
+    </w:p>
+    <w:p>
+      <w:pPr>
+        <w:pStyle w:val="3"/>
+      </w:pPr>
+      <w:r>
+        <w:rPr>
+          <w:rFonts w:hint="eastAsia"/>
+        </w:rPr>
+        <w:t>规划采购：输出</w:t>
       </w:r>
     </w:p>
     <w:p>
@@ -14046,7 +15271,7 @@
         <w:rPr>
           <w:rFonts w:hint="eastAsia"/>
         </w:rPr>
-        <w:t>管理团队</w:t>
+        <w:t>实施采购</w:t>
       </w:r>
     </w:p>
     <w:p>
@@ -14057,7 +15282,7 @@
         <w:rPr>
           <w:rFonts w:hint="eastAsia"/>
         </w:rPr>
-        <w:t>管理团队：输入</w:t>
+        <w:t>实施采购：输入</w:t>
       </w:r>
     </w:p>
     <w:p>
@@ -14068,33 +15293,18 @@
         <w:rPr>
           <w:rFonts w:hint="eastAsia"/>
         </w:rPr>
-        <w:t>管理团队：</w:t>
-      </w:r>
-      <w:r>
-        <w:rPr>
-          <w:rFonts w:hint="eastAsia"/>
-        </w:rPr>
-        <w:t>工具与技术</w:t>
+        <w:t>实施采购：工具与技术</w:t>
       </w:r>
     </w:p>
     <w:p>
       <w:pPr>
         <w:pStyle w:val="3"/>
-        <w:rPr>
-          <w:rFonts w:hint="eastAsia"/>
-        </w:rPr>
-      </w:pPr>
-      <w:r>
-        <w:rPr>
-          <w:rFonts w:hint="eastAsia"/>
-        </w:rPr>
-        <w:t>管理团队：</w:t>
-      </w:r>
-      <w:r>
-        <w:rPr>
-          <w:rFonts w:hint="eastAsia"/>
-        </w:rPr>
-        <w:t>输出</w:t>
+      </w:pPr>
+      <w:r>
+        <w:rPr>
+          <w:rFonts w:hint="eastAsia"/>
+        </w:rPr>
+        <w:t>实施采购：输出</w:t>
       </w:r>
     </w:p>
     <w:p>
@@ -14105,7 +15315,7 @@
         <w:rPr>
           <w:rFonts w:hint="eastAsia"/>
         </w:rPr>
-        <w:t>控制资源</w:t>
+        <w:t>控制采购</w:t>
       </w:r>
     </w:p>
     <w:p>
@@ -14116,7 +15326,7 @@
         <w:rPr>
           <w:rFonts w:hint="eastAsia"/>
         </w:rPr>
-        <w:t>控制资源：输入</w:t>
+        <w:t>控制采购：输入</w:t>
       </w:r>
     </w:p>
     <w:p>
@@ -14127,33 +15337,18 @@
         <w:rPr>
           <w:rFonts w:hint="eastAsia"/>
         </w:rPr>
-        <w:t>控制资源：</w:t>
-      </w:r>
-      <w:r>
-        <w:rPr>
-          <w:rFonts w:hint="eastAsia"/>
-        </w:rPr>
-        <w:t>工具与技术</w:t>
+        <w:t>控制采购：工具与技术</w:t>
       </w:r>
     </w:p>
     <w:p>
       <w:pPr>
         <w:pStyle w:val="3"/>
-        <w:rPr>
-          <w:rFonts w:hint="eastAsia"/>
-        </w:rPr>
-      </w:pPr>
-      <w:r>
-        <w:rPr>
-          <w:rFonts w:hint="eastAsia"/>
-        </w:rPr>
-        <w:t>控制资源：</w:t>
-      </w:r>
-      <w:r>
-        <w:rPr>
-          <w:rFonts w:hint="eastAsia"/>
-        </w:rPr>
-        <w:t>输出</w:t>
+      </w:pPr>
+      <w:r>
+        <w:rPr>
+          <w:rFonts w:hint="eastAsia"/>
+        </w:rPr>
+        <w:t>控制采购：输出</w:t>
       </w:r>
     </w:p>
     <w:p>
@@ -14164,7 +15359,7 @@
         <w:rPr>
           <w:rFonts w:hint="eastAsia"/>
         </w:rPr>
-        <w:t>项目沟通管理</w:t>
+        <w:t>相关方参与管理</w:t>
       </w:r>
     </w:p>
     <w:p>
@@ -14175,7 +15370,7 @@
         <w:rPr>
           <w:rFonts w:hint="eastAsia"/>
         </w:rPr>
-        <w:t>规划沟通</w:t>
+        <w:t>识别相关方</w:t>
       </w:r>
     </w:p>
     <w:p>
@@ -14186,7 +15381,8 @@
         <w:rPr>
           <w:rFonts w:hint="eastAsia"/>
         </w:rPr>
-        <w:t>规划沟通：输入</w:t>
+        <w:lastRenderedPageBreak/>
+        <w:t>识别相关方：输入</w:t>
       </w:r>
     </w:p>
     <w:p>
@@ -14197,33 +15393,18 @@
         <w:rPr>
           <w:rFonts w:hint="eastAsia"/>
         </w:rPr>
-        <w:t>规划沟通：</w:t>
-      </w:r>
-      <w:r>
-        <w:rPr>
-          <w:rFonts w:hint="eastAsia"/>
-        </w:rPr>
-        <w:t>工具与技术</w:t>
+        <w:t>识别相关方：工具与技术</w:t>
       </w:r>
     </w:p>
     <w:p>
       <w:pPr>
         <w:pStyle w:val="3"/>
-        <w:rPr>
-          <w:rFonts w:hint="eastAsia"/>
-        </w:rPr>
-      </w:pPr>
-      <w:r>
-        <w:rPr>
-          <w:rFonts w:hint="eastAsia"/>
-        </w:rPr>
-        <w:t>规划沟通：</w:t>
-      </w:r>
-      <w:r>
-        <w:rPr>
-          <w:rFonts w:hint="eastAsia"/>
-        </w:rPr>
-        <w:t>输出</w:t>
+      </w:pPr>
+      <w:r>
+        <w:rPr>
+          <w:rFonts w:hint="eastAsia"/>
+        </w:rPr>
+        <w:t>识别相关方：输出</w:t>
       </w:r>
     </w:p>
     <w:p>
@@ -14234,1031 +15415,140 @@
         <w:rPr>
           <w:rFonts w:hint="eastAsia"/>
         </w:rPr>
+        <w:t>规划相关方参与</w:t>
+      </w:r>
+    </w:p>
+    <w:p>
+      <w:pPr>
+        <w:pStyle w:val="3"/>
+      </w:pPr>
+      <w:r>
+        <w:rPr>
+          <w:rFonts w:hint="eastAsia"/>
+        </w:rPr>
+        <w:t>规划相关方参与：输入</w:t>
+      </w:r>
+    </w:p>
+    <w:p>
+      <w:pPr>
+        <w:pStyle w:val="3"/>
+      </w:pPr>
+      <w:r>
+        <w:rPr>
+          <w:rFonts w:hint="eastAsia"/>
+        </w:rPr>
+        <w:t>规划相关方参与：工具与技术</w:t>
+      </w:r>
+    </w:p>
+    <w:p>
+      <w:pPr>
+        <w:pStyle w:val="3"/>
+      </w:pPr>
+      <w:r>
+        <w:rPr>
+          <w:rFonts w:hint="eastAsia"/>
+        </w:rPr>
+        <w:t>规划相关方参与：输出</w:t>
+      </w:r>
+    </w:p>
+    <w:p>
+      <w:pPr>
+        <w:pStyle w:val="2"/>
+      </w:pPr>
+      <w:r>
+        <w:rPr>
+          <w:rFonts w:hint="eastAsia"/>
+        </w:rPr>
+        <w:t>管理相关方参与</w:t>
+      </w:r>
+    </w:p>
+    <w:p>
+      <w:pPr>
+        <w:pStyle w:val="3"/>
+      </w:pPr>
+      <w:r>
+        <w:rPr>
+          <w:rFonts w:hint="eastAsia"/>
+        </w:rPr>
+        <w:t>管理相关方参与：输入</w:t>
+      </w:r>
+    </w:p>
+    <w:p>
+      <w:pPr>
+        <w:pStyle w:val="3"/>
+      </w:pPr>
+      <w:r>
+        <w:rPr>
+          <w:rFonts w:hint="eastAsia"/>
+        </w:rPr>
+        <w:t>管理相关方参与：工具与技术</w:t>
+      </w:r>
+    </w:p>
+    <w:p>
+      <w:pPr>
+        <w:pStyle w:val="3"/>
+      </w:pPr>
+      <w:r>
+        <w:rPr>
+          <w:rFonts w:hint="eastAsia"/>
+        </w:rPr>
+        <w:t>管理相关方参与：输出</w:t>
+      </w:r>
+    </w:p>
+    <w:p>
+      <w:pPr>
+        <w:pStyle w:val="2"/>
+      </w:pPr>
+      <w:r>
+        <w:rPr>
+          <w:rFonts w:hint="eastAsia"/>
+        </w:rPr>
+        <w:t>监督相关方参与</w:t>
+      </w:r>
+    </w:p>
+    <w:p>
+      <w:pPr>
+        <w:pStyle w:val="3"/>
+      </w:pPr>
+      <w:r>
+        <w:rPr>
+          <w:rFonts w:hint="eastAsia"/>
+        </w:rPr>
+        <w:t>监督相关方参与：输入</w:t>
+      </w:r>
+    </w:p>
+    <w:p>
+      <w:pPr>
+        <w:pStyle w:val="3"/>
+      </w:pPr>
+      <w:r>
+        <w:rPr>
+          <w:rFonts w:hint="eastAsia"/>
+        </w:rPr>
+        <w:t>监督相关方参与：工具与技术</w:t>
+      </w:r>
+    </w:p>
+    <w:p>
+      <w:pPr>
+        <w:pStyle w:val="3"/>
+      </w:pPr>
+      <w:r>
+        <w:rPr>
+          <w:rFonts w:hint="eastAsia"/>
+        </w:rPr>
+        <w:t>监督相关方参与：输出</w:t>
+      </w:r>
+    </w:p>
+    <w:p>
+      <w:pPr>
+        <w:pStyle w:val="1"/>
+      </w:pPr>
+      <w:bookmarkStart w:id="79" w:name="_Toc86761598"/>
+      <w:r>
+        <w:rPr>
+          <w:rFonts w:hint="eastAsia"/>
+        </w:rPr>
         <w:lastRenderedPageBreak/>
-        <w:t>管理沟通</w:t>
-      </w:r>
-    </w:p>
-    <w:p>
-      <w:pPr>
-        <w:pStyle w:val="3"/>
-      </w:pPr>
-      <w:r>
-        <w:rPr>
-          <w:rFonts w:hint="eastAsia"/>
-        </w:rPr>
-        <w:t>管理沟通：输入</w:t>
-      </w:r>
-    </w:p>
-    <w:p>
-      <w:pPr>
-        <w:pStyle w:val="3"/>
-      </w:pPr>
-      <w:r>
-        <w:rPr>
-          <w:rFonts w:hint="eastAsia"/>
-        </w:rPr>
-        <w:t>管理沟通：</w:t>
-      </w:r>
-      <w:r>
-        <w:rPr>
-          <w:rFonts w:hint="eastAsia"/>
-        </w:rPr>
-        <w:t>工具与技术</w:t>
-      </w:r>
-    </w:p>
-    <w:p>
-      <w:pPr>
-        <w:pStyle w:val="3"/>
-        <w:rPr>
-          <w:rFonts w:hint="eastAsia"/>
-        </w:rPr>
-      </w:pPr>
-      <w:r>
-        <w:rPr>
-          <w:rFonts w:hint="eastAsia"/>
-        </w:rPr>
-        <w:t>管理沟通：</w:t>
-      </w:r>
-      <w:r>
-        <w:rPr>
-          <w:rFonts w:hint="eastAsia"/>
-        </w:rPr>
-        <w:t>输出</w:t>
-      </w:r>
-    </w:p>
-    <w:p>
-      <w:pPr>
-        <w:pStyle w:val="2"/>
-      </w:pPr>
-      <w:r>
-        <w:rPr>
-          <w:rFonts w:hint="eastAsia"/>
-        </w:rPr>
-        <w:t>监督沟通</w:t>
-      </w:r>
-    </w:p>
-    <w:p>
-      <w:pPr>
-        <w:pStyle w:val="3"/>
-      </w:pPr>
-      <w:r>
-        <w:rPr>
-          <w:rFonts w:hint="eastAsia"/>
-        </w:rPr>
-        <w:t>监督沟通：输入</w:t>
-      </w:r>
-    </w:p>
-    <w:p>
-      <w:pPr>
-        <w:pStyle w:val="3"/>
-      </w:pPr>
-      <w:r>
-        <w:rPr>
-          <w:rFonts w:hint="eastAsia"/>
-        </w:rPr>
-        <w:t>监督沟通：</w:t>
-      </w:r>
-      <w:r>
-        <w:rPr>
-          <w:rFonts w:hint="eastAsia"/>
-        </w:rPr>
-        <w:t>工具与技术</w:t>
-      </w:r>
-    </w:p>
-    <w:p>
-      <w:pPr>
-        <w:pStyle w:val="3"/>
-        <w:rPr>
-          <w:rFonts w:hint="eastAsia"/>
-        </w:rPr>
-      </w:pPr>
-      <w:r>
-        <w:rPr>
-          <w:rFonts w:hint="eastAsia"/>
-        </w:rPr>
-        <w:t>监督沟通：</w:t>
-      </w:r>
-      <w:r>
-        <w:rPr>
-          <w:rFonts w:hint="eastAsia"/>
-        </w:rPr>
-        <w:t>输出</w:t>
-      </w:r>
-    </w:p>
-    <w:p>
-      <w:pPr>
-        <w:pStyle w:val="1"/>
-      </w:pPr>
-      <w:r>
-        <w:rPr>
-          <w:rFonts w:hint="eastAsia"/>
-        </w:rPr>
-        <w:t>项目风险管理</w:t>
-      </w:r>
-    </w:p>
-    <w:p>
-      <w:pPr>
-        <w:pStyle w:val="2"/>
-      </w:pPr>
-      <w:r>
-        <w:rPr>
-          <w:rFonts w:hint="eastAsia"/>
-        </w:rPr>
-        <w:t>规划风险管理</w:t>
-      </w:r>
-    </w:p>
-    <w:p>
-      <w:pPr>
-        <w:pStyle w:val="3"/>
-      </w:pPr>
-      <w:r>
-        <w:rPr>
-          <w:rFonts w:hint="eastAsia"/>
-        </w:rPr>
-        <w:t>规划风险管理：输入</w:t>
-      </w:r>
-    </w:p>
-    <w:p>
-      <w:pPr>
-        <w:pStyle w:val="3"/>
-      </w:pPr>
-      <w:r>
-        <w:rPr>
-          <w:rFonts w:hint="eastAsia"/>
-        </w:rPr>
-        <w:t>规划风险管理：</w:t>
-      </w:r>
-      <w:r>
-        <w:rPr>
-          <w:rFonts w:hint="eastAsia"/>
-        </w:rPr>
-        <w:t>工具与技术</w:t>
-      </w:r>
-    </w:p>
-    <w:p>
-      <w:pPr>
-        <w:pStyle w:val="3"/>
-        <w:rPr>
-          <w:rFonts w:hint="eastAsia"/>
-        </w:rPr>
-      </w:pPr>
-      <w:r>
-        <w:rPr>
-          <w:rFonts w:hint="eastAsia"/>
-        </w:rPr>
-        <w:t>规划风险管理：</w:t>
-      </w:r>
-      <w:r>
-        <w:rPr>
-          <w:rFonts w:hint="eastAsia"/>
-        </w:rPr>
-        <w:t>输出</w:t>
-      </w:r>
-    </w:p>
-    <w:p>
-      <w:pPr>
-        <w:pStyle w:val="2"/>
-      </w:pPr>
-      <w:r>
-        <w:rPr>
-          <w:rFonts w:hint="eastAsia"/>
-        </w:rPr>
-        <w:t>识别风险</w:t>
-      </w:r>
-    </w:p>
-    <w:p>
-      <w:pPr>
-        <w:pStyle w:val="3"/>
-      </w:pPr>
-      <w:r>
-        <w:rPr>
-          <w:rFonts w:hint="eastAsia"/>
-        </w:rPr>
-        <w:t>识别风险：输入</w:t>
-      </w:r>
-    </w:p>
-    <w:p>
-      <w:pPr>
-        <w:pStyle w:val="3"/>
-      </w:pPr>
-      <w:r>
-        <w:rPr>
-          <w:rFonts w:hint="eastAsia"/>
-        </w:rPr>
-        <w:lastRenderedPageBreak/>
-        <w:t>识别风险：</w:t>
-      </w:r>
-      <w:r>
-        <w:rPr>
-          <w:rFonts w:hint="eastAsia"/>
-        </w:rPr>
-        <w:t>工具与技术</w:t>
-      </w:r>
-    </w:p>
-    <w:p>
-      <w:pPr>
-        <w:pStyle w:val="3"/>
-        <w:rPr>
-          <w:rFonts w:hint="eastAsia"/>
-        </w:rPr>
-      </w:pPr>
-      <w:r>
-        <w:rPr>
-          <w:rFonts w:hint="eastAsia"/>
-        </w:rPr>
-        <w:t>识别风险：</w:t>
-      </w:r>
-      <w:r>
-        <w:rPr>
-          <w:rFonts w:hint="eastAsia"/>
-        </w:rPr>
-        <w:t>输出</w:t>
-      </w:r>
-    </w:p>
-    <w:p>
-      <w:pPr>
-        <w:pStyle w:val="2"/>
-      </w:pPr>
-      <w:r>
-        <w:rPr>
-          <w:rFonts w:hint="eastAsia"/>
-        </w:rPr>
-        <w:t>实施定性风险分析</w:t>
-      </w:r>
-    </w:p>
-    <w:p>
-      <w:pPr>
-        <w:pStyle w:val="3"/>
-      </w:pPr>
-      <w:r>
-        <w:rPr>
-          <w:rFonts w:hint="eastAsia"/>
-        </w:rPr>
-        <w:t>实施定性风险分析：输入</w:t>
-      </w:r>
-    </w:p>
-    <w:p>
-      <w:pPr>
-        <w:pStyle w:val="3"/>
-      </w:pPr>
-      <w:r>
-        <w:rPr>
-          <w:rFonts w:hint="eastAsia"/>
-        </w:rPr>
-        <w:t>实施定性风险分析：</w:t>
-      </w:r>
-      <w:r>
-        <w:rPr>
-          <w:rFonts w:hint="eastAsia"/>
-        </w:rPr>
-        <w:t>工具与技术</w:t>
-      </w:r>
-    </w:p>
-    <w:p>
-      <w:pPr>
-        <w:pStyle w:val="3"/>
-        <w:rPr>
-          <w:rFonts w:hint="eastAsia"/>
-        </w:rPr>
-      </w:pPr>
-      <w:r>
-        <w:rPr>
-          <w:rFonts w:hint="eastAsia"/>
-        </w:rPr>
-        <w:t>实施定性风险分析：</w:t>
-      </w:r>
-      <w:r>
-        <w:rPr>
-          <w:rFonts w:hint="eastAsia"/>
-        </w:rPr>
-        <w:t>输出</w:t>
-      </w:r>
-    </w:p>
-    <w:p>
-      <w:pPr>
-        <w:pStyle w:val="2"/>
-      </w:pPr>
-      <w:r>
-        <w:rPr>
-          <w:rFonts w:hint="eastAsia"/>
-        </w:rPr>
-        <w:t>实施定量风险分析</w:t>
-      </w:r>
-    </w:p>
-    <w:p>
-      <w:pPr>
-        <w:pStyle w:val="3"/>
-      </w:pPr>
-      <w:r>
-        <w:rPr>
-          <w:rFonts w:hint="eastAsia"/>
-        </w:rPr>
-        <w:t>实施</w:t>
-      </w:r>
-      <w:r>
-        <w:rPr>
-          <w:rFonts w:hint="eastAsia"/>
-        </w:rPr>
-        <w:t>定量</w:t>
-      </w:r>
-      <w:r>
-        <w:rPr>
-          <w:rFonts w:hint="eastAsia"/>
-        </w:rPr>
-        <w:t>风险分析：</w:t>
-      </w:r>
-      <w:r>
-        <w:rPr>
-          <w:rFonts w:hint="eastAsia"/>
-        </w:rPr>
-        <w:t>输入</w:t>
-      </w:r>
-    </w:p>
-    <w:p>
-      <w:pPr>
-        <w:pStyle w:val="3"/>
-      </w:pPr>
-      <w:r>
-        <w:rPr>
-          <w:rFonts w:hint="eastAsia"/>
-        </w:rPr>
-        <w:t>实施定量风险分析：</w:t>
-      </w:r>
-      <w:r>
-        <w:rPr>
-          <w:rFonts w:hint="eastAsia"/>
-        </w:rPr>
-        <w:t>工具与技术</w:t>
-      </w:r>
-    </w:p>
-    <w:p>
-      <w:pPr>
-        <w:pStyle w:val="3"/>
-        <w:rPr>
-          <w:rFonts w:hint="eastAsia"/>
-        </w:rPr>
-      </w:pPr>
-      <w:r>
-        <w:rPr>
-          <w:rFonts w:hint="eastAsia"/>
-        </w:rPr>
-        <w:t>实施定量风险分析：</w:t>
-      </w:r>
-      <w:r>
-        <w:rPr>
-          <w:rFonts w:hint="eastAsia"/>
-        </w:rPr>
-        <w:t>输出</w:t>
-      </w:r>
-    </w:p>
-    <w:p>
-      <w:pPr>
-        <w:pStyle w:val="2"/>
-      </w:pPr>
-      <w:r>
-        <w:rPr>
-          <w:rFonts w:hint="eastAsia"/>
-        </w:rPr>
-        <w:t>规范风险应对</w:t>
-      </w:r>
-    </w:p>
-    <w:p>
-      <w:pPr>
-        <w:pStyle w:val="3"/>
-      </w:pPr>
-      <w:r>
-        <w:rPr>
-          <w:rFonts w:hint="eastAsia"/>
-        </w:rPr>
-        <w:t>规划风险应对：输入</w:t>
-      </w:r>
-    </w:p>
-    <w:p>
-      <w:pPr>
-        <w:pStyle w:val="3"/>
-      </w:pPr>
-      <w:r>
-        <w:rPr>
-          <w:rFonts w:hint="eastAsia"/>
-        </w:rPr>
-        <w:t>规划风险应对：</w:t>
-      </w:r>
-      <w:r>
-        <w:rPr>
-          <w:rFonts w:hint="eastAsia"/>
-        </w:rPr>
-        <w:t>工具与技术</w:t>
-      </w:r>
-    </w:p>
-    <w:p>
-      <w:pPr>
-        <w:pStyle w:val="3"/>
-        <w:rPr>
-          <w:rFonts w:hint="eastAsia"/>
-        </w:rPr>
-      </w:pPr>
-      <w:r>
-        <w:rPr>
-          <w:rFonts w:hint="eastAsia"/>
-        </w:rPr>
-        <w:t>规划风险应对：</w:t>
-      </w:r>
-      <w:r>
-        <w:rPr>
-          <w:rFonts w:hint="eastAsia"/>
-        </w:rPr>
-        <w:t>输出</w:t>
-      </w:r>
-    </w:p>
-    <w:p>
-      <w:pPr>
-        <w:pStyle w:val="2"/>
-      </w:pPr>
-      <w:r>
-        <w:rPr>
-          <w:rFonts w:hint="eastAsia"/>
-        </w:rPr>
-        <w:t>实施风险应对</w:t>
-      </w:r>
-    </w:p>
-    <w:p>
-      <w:pPr>
-        <w:pStyle w:val="3"/>
-      </w:pPr>
-      <w:r>
-        <w:rPr>
-          <w:rFonts w:hint="eastAsia"/>
-        </w:rPr>
-        <w:t>实施</w:t>
-      </w:r>
-      <w:r>
-        <w:rPr>
-          <w:rFonts w:hint="eastAsia"/>
-        </w:rPr>
-        <w:t>风险应对：</w:t>
-      </w:r>
-      <w:r>
-        <w:rPr>
-          <w:rFonts w:hint="eastAsia"/>
-        </w:rPr>
-        <w:t>输入</w:t>
-      </w:r>
-    </w:p>
-    <w:p>
-      <w:pPr>
-        <w:pStyle w:val="3"/>
-      </w:pPr>
-      <w:r>
-        <w:rPr>
-          <w:rFonts w:hint="eastAsia"/>
-        </w:rPr>
-        <w:lastRenderedPageBreak/>
-        <w:t>实施风险应对：</w:t>
-      </w:r>
-      <w:r>
-        <w:rPr>
-          <w:rFonts w:hint="eastAsia"/>
-        </w:rPr>
-        <w:t>工具与技术</w:t>
-      </w:r>
-    </w:p>
-    <w:p>
-      <w:pPr>
-        <w:pStyle w:val="3"/>
-        <w:rPr>
-          <w:rFonts w:hint="eastAsia"/>
-        </w:rPr>
-      </w:pPr>
-      <w:r>
-        <w:rPr>
-          <w:rFonts w:hint="eastAsia"/>
-        </w:rPr>
-        <w:t>实施风险应对：</w:t>
-      </w:r>
-      <w:r>
-        <w:rPr>
-          <w:rFonts w:hint="eastAsia"/>
-        </w:rPr>
-        <w:t>输出</w:t>
-      </w:r>
-    </w:p>
-    <w:p>
-      <w:pPr>
-        <w:pStyle w:val="2"/>
-      </w:pPr>
-      <w:r>
-        <w:rPr>
-          <w:rFonts w:hint="eastAsia"/>
-        </w:rPr>
-        <w:t>监督风险</w:t>
-      </w:r>
-    </w:p>
-    <w:p>
-      <w:pPr>
-        <w:pStyle w:val="3"/>
-      </w:pPr>
-      <w:r>
-        <w:rPr>
-          <w:rFonts w:hint="eastAsia"/>
-        </w:rPr>
-        <w:t>监督风险：输入</w:t>
-      </w:r>
-    </w:p>
-    <w:p>
-      <w:pPr>
-        <w:pStyle w:val="3"/>
-      </w:pPr>
-      <w:r>
-        <w:rPr>
-          <w:rFonts w:hint="eastAsia"/>
-        </w:rPr>
-        <w:t>监督风险：</w:t>
-      </w:r>
-      <w:r>
-        <w:rPr>
-          <w:rFonts w:hint="eastAsia"/>
-        </w:rPr>
-        <w:t>工具与技术</w:t>
-      </w:r>
-    </w:p>
-    <w:p>
-      <w:pPr>
-        <w:pStyle w:val="3"/>
-        <w:rPr>
-          <w:rFonts w:hint="eastAsia"/>
-        </w:rPr>
-      </w:pPr>
-      <w:r>
-        <w:rPr>
-          <w:rFonts w:hint="eastAsia"/>
-        </w:rPr>
-        <w:t>监督风险：</w:t>
-      </w:r>
-      <w:r>
-        <w:rPr>
-          <w:rFonts w:hint="eastAsia"/>
-        </w:rPr>
-        <w:t>输出</w:t>
-      </w:r>
-    </w:p>
-    <w:p>
-      <w:pPr>
-        <w:pStyle w:val="1"/>
-      </w:pPr>
-      <w:r>
-        <w:rPr>
-          <w:rFonts w:hint="eastAsia"/>
-        </w:rPr>
-        <w:t>项目采购管理</w:t>
-      </w:r>
-    </w:p>
-    <w:p>
-      <w:pPr>
-        <w:pStyle w:val="2"/>
-      </w:pPr>
-      <w:r>
-        <w:rPr>
-          <w:rFonts w:hint="eastAsia"/>
-        </w:rPr>
-        <w:t>规划采购</w:t>
-      </w:r>
-    </w:p>
-    <w:p>
-      <w:pPr>
-        <w:pStyle w:val="3"/>
-      </w:pPr>
-      <w:r>
-        <w:rPr>
-          <w:rFonts w:hint="eastAsia"/>
-        </w:rPr>
-        <w:t>规划采购：输入</w:t>
-      </w:r>
-    </w:p>
-    <w:p>
-      <w:pPr>
-        <w:pStyle w:val="3"/>
-      </w:pPr>
-      <w:r>
-        <w:rPr>
-          <w:rFonts w:hint="eastAsia"/>
-        </w:rPr>
-        <w:t>规划采购：</w:t>
-      </w:r>
-      <w:r>
-        <w:rPr>
-          <w:rFonts w:hint="eastAsia"/>
-        </w:rPr>
-        <w:t>工具与技术</w:t>
-      </w:r>
-    </w:p>
-    <w:p>
-      <w:pPr>
-        <w:pStyle w:val="3"/>
-        <w:rPr>
-          <w:rFonts w:hint="eastAsia"/>
-        </w:rPr>
-      </w:pPr>
-      <w:r>
-        <w:rPr>
-          <w:rFonts w:hint="eastAsia"/>
-        </w:rPr>
-        <w:t>规划采购：</w:t>
-      </w:r>
-      <w:r>
-        <w:rPr>
-          <w:rFonts w:hint="eastAsia"/>
-        </w:rPr>
-        <w:t>输出</w:t>
-      </w:r>
-    </w:p>
-    <w:p>
-      <w:pPr>
-        <w:pStyle w:val="2"/>
-      </w:pPr>
-      <w:r>
-        <w:rPr>
-          <w:rFonts w:hint="eastAsia"/>
-        </w:rPr>
-        <w:t>实施采购</w:t>
-      </w:r>
-    </w:p>
-    <w:p>
-      <w:pPr>
-        <w:pStyle w:val="3"/>
-      </w:pPr>
-      <w:r>
-        <w:rPr>
-          <w:rFonts w:hint="eastAsia"/>
-        </w:rPr>
-        <w:t>实施</w:t>
-      </w:r>
-      <w:r>
-        <w:rPr>
-          <w:rFonts w:hint="eastAsia"/>
-        </w:rPr>
-        <w:t>采购：</w:t>
-      </w:r>
-      <w:r>
-        <w:rPr>
-          <w:rFonts w:hint="eastAsia"/>
-        </w:rPr>
-        <w:t>输入</w:t>
-      </w:r>
-    </w:p>
-    <w:p>
-      <w:pPr>
-        <w:pStyle w:val="3"/>
-      </w:pPr>
-      <w:r>
-        <w:rPr>
-          <w:rFonts w:hint="eastAsia"/>
-        </w:rPr>
-        <w:t>实施采购：</w:t>
-      </w:r>
-      <w:r>
-        <w:rPr>
-          <w:rFonts w:hint="eastAsia"/>
-        </w:rPr>
-        <w:t>工具与技术</w:t>
-      </w:r>
-    </w:p>
-    <w:p>
-      <w:pPr>
-        <w:pStyle w:val="3"/>
-        <w:rPr>
-          <w:rFonts w:hint="eastAsia"/>
-        </w:rPr>
-      </w:pPr>
-      <w:r>
-        <w:rPr>
-          <w:rFonts w:hint="eastAsia"/>
-        </w:rPr>
-        <w:t>实施采购：</w:t>
-      </w:r>
-      <w:r>
-        <w:rPr>
-          <w:rFonts w:hint="eastAsia"/>
-        </w:rPr>
-        <w:t>输出</w:t>
-      </w:r>
-    </w:p>
-    <w:p>
-      <w:pPr>
-        <w:pStyle w:val="2"/>
-      </w:pPr>
-      <w:r>
-        <w:rPr>
-          <w:rFonts w:hint="eastAsia"/>
-        </w:rPr>
-        <w:lastRenderedPageBreak/>
-        <w:t>控制采购</w:t>
-      </w:r>
-    </w:p>
-    <w:p>
-      <w:pPr>
-        <w:pStyle w:val="3"/>
-      </w:pPr>
-      <w:r>
-        <w:rPr>
-          <w:rFonts w:hint="eastAsia"/>
-        </w:rPr>
-        <w:t>控制采购：输入</w:t>
-      </w:r>
-    </w:p>
-    <w:p>
-      <w:pPr>
-        <w:pStyle w:val="3"/>
-      </w:pPr>
-      <w:r>
-        <w:rPr>
-          <w:rFonts w:hint="eastAsia"/>
-        </w:rPr>
-        <w:t>控制采购：</w:t>
-      </w:r>
-      <w:r>
-        <w:rPr>
-          <w:rFonts w:hint="eastAsia"/>
-        </w:rPr>
-        <w:t>工具与技术</w:t>
-      </w:r>
-    </w:p>
-    <w:p>
-      <w:pPr>
-        <w:pStyle w:val="3"/>
-        <w:rPr>
-          <w:rFonts w:hint="eastAsia"/>
-        </w:rPr>
-      </w:pPr>
-      <w:r>
-        <w:rPr>
-          <w:rFonts w:hint="eastAsia"/>
-        </w:rPr>
-        <w:t>控制采购：</w:t>
-      </w:r>
-      <w:r>
-        <w:rPr>
-          <w:rFonts w:hint="eastAsia"/>
-        </w:rPr>
-        <w:t>输出</w:t>
-      </w:r>
-    </w:p>
-    <w:p>
-      <w:pPr>
-        <w:pStyle w:val="1"/>
-      </w:pPr>
-      <w:r>
-        <w:rPr>
-          <w:rFonts w:hint="eastAsia"/>
-        </w:rPr>
-        <w:t>相关方参与管理</w:t>
-      </w:r>
-    </w:p>
-    <w:p>
-      <w:pPr>
-        <w:pStyle w:val="2"/>
-      </w:pPr>
-      <w:r>
-        <w:rPr>
-          <w:rFonts w:hint="eastAsia"/>
-        </w:rPr>
-        <w:t>识别相关方</w:t>
-      </w:r>
-    </w:p>
-    <w:p>
-      <w:pPr>
-        <w:pStyle w:val="3"/>
-      </w:pPr>
-      <w:r>
-        <w:rPr>
-          <w:rFonts w:hint="eastAsia"/>
-        </w:rPr>
-        <w:t>识别相关方：输入</w:t>
-      </w:r>
-    </w:p>
-    <w:p>
-      <w:pPr>
-        <w:pStyle w:val="3"/>
-      </w:pPr>
-      <w:r>
-        <w:rPr>
-          <w:rFonts w:hint="eastAsia"/>
-        </w:rPr>
-        <w:t>识别相关方：</w:t>
-      </w:r>
-      <w:r>
-        <w:rPr>
-          <w:rFonts w:hint="eastAsia"/>
-        </w:rPr>
-        <w:t>工具与技术</w:t>
-      </w:r>
-    </w:p>
-    <w:p>
-      <w:pPr>
-        <w:pStyle w:val="3"/>
-        <w:rPr>
-          <w:rFonts w:hint="eastAsia"/>
-        </w:rPr>
-      </w:pPr>
-      <w:r>
-        <w:rPr>
-          <w:rFonts w:hint="eastAsia"/>
-        </w:rPr>
-        <w:t>识别相关方：</w:t>
-      </w:r>
-      <w:r>
-        <w:rPr>
-          <w:rFonts w:hint="eastAsia"/>
-        </w:rPr>
-        <w:t>输出</w:t>
-      </w:r>
-    </w:p>
-    <w:p>
-      <w:pPr>
-        <w:pStyle w:val="2"/>
-      </w:pPr>
-      <w:r>
-        <w:rPr>
-          <w:rFonts w:hint="eastAsia"/>
-        </w:rPr>
-        <w:t>规划相关方参与</w:t>
-      </w:r>
-    </w:p>
-    <w:p>
-      <w:pPr>
-        <w:pStyle w:val="3"/>
-      </w:pPr>
-      <w:r>
-        <w:rPr>
-          <w:rFonts w:hint="eastAsia"/>
-        </w:rPr>
-        <w:t>规划相关方参与：输入</w:t>
-      </w:r>
-    </w:p>
-    <w:p>
-      <w:pPr>
-        <w:pStyle w:val="3"/>
-      </w:pPr>
-      <w:r>
-        <w:rPr>
-          <w:rFonts w:hint="eastAsia"/>
-        </w:rPr>
-        <w:t>规划相关方参与：</w:t>
-      </w:r>
-      <w:r>
-        <w:rPr>
-          <w:rFonts w:hint="eastAsia"/>
-        </w:rPr>
-        <w:t>工具与技术</w:t>
-      </w:r>
-    </w:p>
-    <w:p>
-      <w:pPr>
-        <w:pStyle w:val="3"/>
-        <w:rPr>
-          <w:rFonts w:hint="eastAsia"/>
-        </w:rPr>
-      </w:pPr>
-      <w:r>
-        <w:rPr>
-          <w:rFonts w:hint="eastAsia"/>
-        </w:rPr>
-        <w:t>规划相关方参与：</w:t>
-      </w:r>
-      <w:r>
-        <w:rPr>
-          <w:rFonts w:hint="eastAsia"/>
-        </w:rPr>
-        <w:t>输出</w:t>
-      </w:r>
-    </w:p>
-    <w:p>
-      <w:pPr>
-        <w:pStyle w:val="2"/>
-      </w:pPr>
-      <w:r>
-        <w:rPr>
-          <w:rFonts w:hint="eastAsia"/>
-        </w:rPr>
-        <w:t>管理相关方参与</w:t>
-      </w:r>
-    </w:p>
-    <w:p>
-      <w:pPr>
-        <w:pStyle w:val="3"/>
-      </w:pPr>
-      <w:r>
-        <w:rPr>
-          <w:rFonts w:hint="eastAsia"/>
-        </w:rPr>
-        <w:t>管理相关方参与：输入</w:t>
-      </w:r>
-    </w:p>
-    <w:p>
-      <w:pPr>
-        <w:pStyle w:val="3"/>
-      </w:pPr>
-      <w:r>
-        <w:rPr>
-          <w:rFonts w:hint="eastAsia"/>
-        </w:rPr>
-        <w:lastRenderedPageBreak/>
-        <w:t>管理相关方参与：</w:t>
-      </w:r>
-      <w:r>
-        <w:rPr>
-          <w:rFonts w:hint="eastAsia"/>
-        </w:rPr>
-        <w:t>工具与技术</w:t>
-      </w:r>
-    </w:p>
-    <w:p>
-      <w:pPr>
-        <w:pStyle w:val="3"/>
-        <w:rPr>
-          <w:rFonts w:hint="eastAsia"/>
-        </w:rPr>
-      </w:pPr>
-      <w:r>
-        <w:rPr>
-          <w:rFonts w:hint="eastAsia"/>
-        </w:rPr>
-        <w:t>管理相关方参与：</w:t>
-      </w:r>
-      <w:r>
-        <w:rPr>
-          <w:rFonts w:hint="eastAsia"/>
-        </w:rPr>
-        <w:t>输出</w:t>
-      </w:r>
-    </w:p>
-    <w:p>
-      <w:pPr>
-        <w:pStyle w:val="2"/>
-      </w:pPr>
-      <w:r>
-        <w:rPr>
-          <w:rFonts w:hint="eastAsia"/>
-        </w:rPr>
-        <w:t>监督相关方参与</w:t>
-      </w:r>
-    </w:p>
-    <w:p>
-      <w:pPr>
-        <w:pStyle w:val="3"/>
-      </w:pPr>
-      <w:r>
-        <w:rPr>
-          <w:rFonts w:hint="eastAsia"/>
-        </w:rPr>
-        <w:t>监督相关方参与：输入</w:t>
-      </w:r>
-    </w:p>
-    <w:p>
-      <w:pPr>
-        <w:pStyle w:val="3"/>
-      </w:pPr>
-      <w:r>
-        <w:rPr>
-          <w:rFonts w:hint="eastAsia"/>
-        </w:rPr>
-        <w:t>监督相关方参与：</w:t>
-      </w:r>
-      <w:r>
-        <w:rPr>
-          <w:rFonts w:hint="eastAsia"/>
-        </w:rPr>
-        <w:t>工具与技术</w:t>
-      </w:r>
-    </w:p>
-    <w:p>
-      <w:pPr>
-        <w:pStyle w:val="3"/>
-        <w:rPr>
-          <w:rFonts w:hint="eastAsia"/>
-        </w:rPr>
-      </w:pPr>
-      <w:r>
-        <w:rPr>
-          <w:rFonts w:hint="eastAsia"/>
-        </w:rPr>
-        <w:t>监督相关方参与：</w:t>
-      </w:r>
-      <w:r>
-        <w:rPr>
-          <w:rFonts w:hint="eastAsia"/>
-        </w:rPr>
-        <w:t>输出</w:t>
-      </w:r>
-    </w:p>
-    <w:p>
-      <w:pPr>
-        <w:pStyle w:val="1"/>
-      </w:pPr>
-      <w:bookmarkStart w:id="79" w:name="_Toc86761598"/>
-      <w:r>
-        <w:rPr>
-          <w:rFonts w:hint="eastAsia"/>
-        </w:rPr>
         <w:t>附录(表</w:t>
       </w:r>
       <w:r>
@@ -16090,7 +16380,6 @@
                 <w:sz w:val="13"/>
                 <w:szCs w:val="13"/>
               </w:rPr>
-              <w:lastRenderedPageBreak/>
               <w:t>0</w:t>
             </w:r>
             <w:r>
@@ -17002,6 +17291,7 @@
                 <w:sz w:val="13"/>
                 <w:szCs w:val="13"/>
               </w:rPr>
+              <w:lastRenderedPageBreak/>
               <w:t>6.</w:t>
             </w:r>
             <w:r>
@@ -17195,6 +17485,7 @@
                 <w:sz w:val="13"/>
                 <w:szCs w:val="13"/>
               </w:rPr>
+              <w:lastRenderedPageBreak/>
               <w:t>7、项目成本管理</w:t>
             </w:r>
           </w:p>
@@ -18888,7 +19179,6 @@
         <w:rPr>
           <w:rFonts w:hint="eastAsia"/>
         </w:rPr>
-        <w:lastRenderedPageBreak/>
         <w:t>十大管理知识领域</w:t>
       </w:r>
       <w:bookmarkEnd w:id="82"/>
@@ -19475,6 +19765,7 @@
                 <w:sz w:val="13"/>
                 <w:szCs w:val="13"/>
               </w:rPr>
+              <w:lastRenderedPageBreak/>
               <w:t>3、事业环境因素</w:t>
             </w:r>
           </w:p>
@@ -19512,6 +19803,7 @@
                 <w:sz w:val="13"/>
                 <w:szCs w:val="13"/>
               </w:rPr>
+              <w:lastRenderedPageBreak/>
               <w:t>1、专家判断</w:t>
             </w:r>
           </w:p>
@@ -19544,6 +19836,7 @@
                 <w:sz w:val="13"/>
                 <w:szCs w:val="13"/>
               </w:rPr>
+              <w:lastRenderedPageBreak/>
               <w:t xml:space="preserve">   ●头脑风暴</w:t>
             </w:r>
           </w:p>
@@ -19697,6 +19990,7 @@
                 <w:sz w:val="13"/>
                 <w:szCs w:val="13"/>
               </w:rPr>
+              <w:lastRenderedPageBreak/>
               <w:t>项目管理计划</w:t>
             </w:r>
           </w:p>
@@ -20355,7 +20649,6 @@
                 <w:sz w:val="13"/>
                 <w:szCs w:val="13"/>
               </w:rPr>
-              <w:lastRenderedPageBreak/>
               <w:t>项目文件</w:t>
             </w:r>
           </w:p>
@@ -20521,7 +20814,6 @@
                 <w:sz w:val="13"/>
                 <w:szCs w:val="13"/>
               </w:rPr>
-              <w:lastRenderedPageBreak/>
               <w:t>专家判断</w:t>
             </w:r>
           </w:p>
@@ -20562,7 +20854,6 @@
                 <w:sz w:val="13"/>
                 <w:szCs w:val="13"/>
               </w:rPr>
-              <w:lastRenderedPageBreak/>
               <w:t>信息管理</w:t>
             </w:r>
           </w:p>
@@ -20688,7 +20979,6 @@
                 <w:sz w:val="13"/>
                 <w:szCs w:val="13"/>
               </w:rPr>
-              <w:lastRenderedPageBreak/>
               <w:t>经验教训登记册</w:t>
             </w:r>
           </w:p>
@@ -20725,7 +21015,6 @@
                 <w:sz w:val="13"/>
                 <w:szCs w:val="13"/>
               </w:rPr>
-              <w:lastRenderedPageBreak/>
               <w:t xml:space="preserve">   ●任何组件</w:t>
             </w:r>
           </w:p>
@@ -20972,6 +21261,7 @@
                 <w:sz w:val="13"/>
                 <w:szCs w:val="13"/>
               </w:rPr>
+              <w:lastRenderedPageBreak/>
               <w:t xml:space="preserve">   ●风险登记册</w:t>
             </w:r>
           </w:p>
@@ -21105,6 +21395,7 @@
                 <w:sz w:val="13"/>
                 <w:szCs w:val="13"/>
               </w:rPr>
+              <w:lastRenderedPageBreak/>
               <w:t>专家判断</w:t>
             </w:r>
           </w:p>
@@ -22174,7 +22465,6 @@
                 <w:sz w:val="13"/>
                 <w:szCs w:val="13"/>
               </w:rPr>
-              <w:lastRenderedPageBreak/>
               <w:t xml:space="preserve">   ●假设日志</w:t>
             </w:r>
           </w:p>
@@ -22508,7 +22798,6 @@
                 <w:sz w:val="13"/>
                 <w:szCs w:val="13"/>
               </w:rPr>
-              <w:lastRenderedPageBreak/>
               <w:t>专家判断</w:t>
             </w:r>
           </w:p>
@@ -22577,7 +22866,6 @@
                 <w:sz w:val="13"/>
                 <w:szCs w:val="13"/>
               </w:rPr>
-              <w:lastRenderedPageBreak/>
               <w:t xml:space="preserve">   ●趋势分析</w:t>
             </w:r>
           </w:p>
@@ -22639,7 +22927,6 @@
                 <w:sz w:val="13"/>
                 <w:szCs w:val="13"/>
               </w:rPr>
-              <w:lastRenderedPageBreak/>
               <w:t>项目文件更新</w:t>
             </w:r>
           </w:p>
@@ -22696,7 +22983,6 @@
                 <w:sz w:val="13"/>
                 <w:szCs w:val="13"/>
               </w:rPr>
-              <w:lastRenderedPageBreak/>
               <w:t>最终报告</w:t>
             </w:r>
           </w:p>
@@ -22732,7 +23018,6 @@
         <w:rPr>
           <w:rFonts w:hint="eastAsia"/>
         </w:rPr>
-        <w:lastRenderedPageBreak/>
         <w:t>项目范围管理</w:t>
       </w:r>
       <w:bookmarkEnd w:id="84"/>
@@ -23293,6 +23578,7 @@
                 <w:sz w:val="13"/>
                 <w:szCs w:val="13"/>
               </w:rPr>
+              <w:lastRenderedPageBreak/>
               <w:t xml:space="preserve">   ●假设日志</w:t>
             </w:r>
           </w:p>
@@ -23409,7 +23695,6 @@
                 <w:sz w:val="13"/>
                 <w:szCs w:val="13"/>
               </w:rPr>
-              <w:lastRenderedPageBreak/>
               <w:t>7、组织过程资产</w:t>
             </w:r>
           </w:p>
@@ -23528,6 +23813,7 @@
                 <w:sz w:val="13"/>
                 <w:szCs w:val="13"/>
               </w:rPr>
+              <w:lastRenderedPageBreak/>
               <w:t xml:space="preserve">   ●标杆对照</w:t>
             </w:r>
           </w:p>
@@ -23652,7 +23938,6 @@
                 <w:sz w:val="13"/>
                 <w:szCs w:val="13"/>
               </w:rPr>
-              <w:lastRenderedPageBreak/>
               <w:t xml:space="preserve">   ●亲和图</w:t>
             </w:r>
           </w:p>
@@ -25021,6 +25306,7 @@
                 <w:sz w:val="13"/>
                 <w:szCs w:val="13"/>
               </w:rPr>
+              <w:lastRenderedPageBreak/>
               <w:t xml:space="preserve">   ●需求管理计划</w:t>
             </w:r>
           </w:p>
@@ -25133,7 +25419,6 @@
                 <w:sz w:val="13"/>
                 <w:szCs w:val="13"/>
               </w:rPr>
-              <w:lastRenderedPageBreak/>
               <w:t xml:space="preserve">   ●需求文件</w:t>
             </w:r>
           </w:p>
@@ -25236,6 +25521,7 @@
                 <w:sz w:val="13"/>
                 <w:szCs w:val="13"/>
               </w:rPr>
+              <w:lastRenderedPageBreak/>
               <w:t xml:space="preserve">   ●趋势分析</w:t>
             </w:r>
           </w:p>
@@ -25257,6 +25543,7 @@
                 <w:sz w:val="13"/>
                 <w:szCs w:val="13"/>
               </w:rPr>
+              <w:lastRenderedPageBreak/>
               <w:t>1、工作绩效信息</w:t>
             </w:r>
           </w:p>
@@ -25289,6 +25576,7 @@
                 <w:sz w:val="13"/>
                 <w:szCs w:val="13"/>
               </w:rPr>
+              <w:lastRenderedPageBreak/>
               <w:t>3、项目管理计划变更</w:t>
             </w:r>
           </w:p>
@@ -25405,7 +25693,6 @@
                 <w:sz w:val="13"/>
                 <w:szCs w:val="13"/>
               </w:rPr>
-              <w:lastRenderedPageBreak/>
               <w:t xml:space="preserve">   ●经验教训登记册</w:t>
             </w:r>
           </w:p>
@@ -26672,6 +26959,7 @@
                 <w:sz w:val="13"/>
                 <w:szCs w:val="13"/>
               </w:rPr>
+              <w:lastRenderedPageBreak/>
               <w:t xml:space="preserve">   ●活动清单</w:t>
             </w:r>
           </w:p>
@@ -26853,6 +27141,7 @@
                 <w:sz w:val="13"/>
                 <w:szCs w:val="13"/>
               </w:rPr>
+              <w:lastRenderedPageBreak/>
               <w:t>1、专家判断</w:t>
             </w:r>
           </w:p>
@@ -26933,6 +27222,7 @@
                 <w:sz w:val="13"/>
                 <w:szCs w:val="13"/>
               </w:rPr>
+              <w:lastRenderedPageBreak/>
               <w:t>6、数据分析</w:t>
             </w:r>
           </w:p>
@@ -27018,6 +27308,7 @@
                 <w:sz w:val="13"/>
                 <w:szCs w:val="13"/>
               </w:rPr>
+              <w:lastRenderedPageBreak/>
               <w:t>1、持续时间估算</w:t>
             </w:r>
           </w:p>
@@ -27098,6 +27389,7 @@
                 <w:sz w:val="13"/>
                 <w:szCs w:val="13"/>
               </w:rPr>
+              <w:lastRenderedPageBreak/>
               <w:t xml:space="preserve">   ●经验教训登记册</w:t>
             </w:r>
           </w:p>
@@ -28591,6 +28883,7 @@
                 <w:sz w:val="13"/>
                 <w:szCs w:val="13"/>
               </w:rPr>
+              <w:lastRenderedPageBreak/>
               <w:t xml:space="preserve">   ●风险登记册</w:t>
             </w:r>
           </w:p>
@@ -30117,6 +30410,7 @@
                 <w:sz w:val="13"/>
                 <w:szCs w:val="13"/>
               </w:rPr>
+              <w:lastRenderedPageBreak/>
               <w:t xml:space="preserve">   ●成本基准</w:t>
             </w:r>
           </w:p>
@@ -30234,6 +30528,7 @@
                 <w:sz w:val="13"/>
                 <w:szCs w:val="13"/>
               </w:rPr>
+              <w:lastRenderedPageBreak/>
               <w:t>1、专家判断</w:t>
             </w:r>
           </w:p>
@@ -30266,6 +30561,7 @@
                 <w:sz w:val="13"/>
                 <w:szCs w:val="13"/>
               </w:rPr>
+              <w:lastRenderedPageBreak/>
               <w:t xml:space="preserve">   ●</w:t>
             </w:r>
             <w:proofErr w:type="gramStart"/>
@@ -30376,6 +30672,7 @@
                 <w:sz w:val="13"/>
                 <w:szCs w:val="13"/>
               </w:rPr>
+              <w:lastRenderedPageBreak/>
               <w:t>1</w:t>
             </w:r>
             <w:r>
@@ -30416,6 +30713,7 @@
                 <w:sz w:val="13"/>
                 <w:szCs w:val="13"/>
               </w:rPr>
+              <w:lastRenderedPageBreak/>
               <w:t>3、变更请求</w:t>
             </w:r>
           </w:p>
@@ -35782,6 +36080,7 @@
                 <w:sz w:val="13"/>
                 <w:szCs w:val="13"/>
               </w:rPr>
+              <w:lastRenderedPageBreak/>
               <w:t>1</w:t>
             </w:r>
             <w:r>
@@ -41370,6 +41669,7 @@
                 <w:sz w:val="13"/>
                 <w:szCs w:val="13"/>
               </w:rPr>
+              <w:lastRenderedPageBreak/>
               <w:t>回归分析</w:t>
             </w:r>
           </w:p>
@@ -46612,7 +46912,16 @@
                 <w:sz w:val="13"/>
                 <w:szCs w:val="13"/>
               </w:rPr>
-              <w:t>相关方映射分析/表现</w:t>
+              <w:t>相关方映射</w:t>
+            </w:r>
+            <w:r>
+              <w:rPr>
+                <w:rFonts w:hint="eastAsia"/>
+                <w:sz w:val="13"/>
+                <w:szCs w:val="13"/>
+              </w:rPr>
+              <w:lastRenderedPageBreak/>
+              <w:t>分析/表现</w:t>
             </w:r>
           </w:p>
         </w:tc>
@@ -46798,6 +47107,7 @@
                 <w:sz w:val="13"/>
                 <w:szCs w:val="13"/>
               </w:rPr>
+              <w:lastRenderedPageBreak/>
               <w:t>面向文本的格式</w:t>
             </w:r>
           </w:p>
@@ -52412,7 +52722,7 @@
 </file>
 
 <file path=customXml/itemProps2.xml><?xml version="1.0" encoding="utf-8"?>
-<ds:datastoreItem xmlns:ds="http://schemas.openxmlformats.org/officeDocument/2006/customXml" ds:itemID="{66D35743-D462-4505-9E64-7635F0AEBF11}">
+<ds:datastoreItem xmlns:ds="http://schemas.openxmlformats.org/officeDocument/2006/customXml" ds:itemID="{398FFCD6-D71D-43F9-9AC9-EB8E96558032}">
   <ds:schemaRefs>
     <ds:schemaRef ds:uri="http://schemas.openxmlformats.org/officeDocument/2006/bibliography"/>
   </ds:schemaRefs>
